--- a/lessons/5-7/downloads/reveal/teacher/5.7-homework-packet.docx
+++ b/lessons/5-7/downloads/reveal/teacher/5.7-homework-packet.docx
@@ -15,10 +15,28 @@
         <w:rPr>
           <w:rFonts w:ascii="Avenir Next" w:hAnsi="Avenir Next" w:cs="Avenir Next" w:eastAsia="Avenir Next"/>
           <w:color w:val="1A1A1A"/>
+          <w:sz w:val="22"/>
+          <w:szCs w:val="20"/>
+        </w:rPr>
+        <w:t xml:space="preserve">Name</w:t>
+      </w:r>
+      <w:r>
+        <w:rPr>
+          <w:rFonts w:ascii="Avenir Next" w:hAnsi="Avenir Next" w:cs="Avenir Next" w:eastAsia="Avenir Next"/>
+          <w:color w:val="1A1A1A"/>
           <w:sz w:val="20"/>
           <w:szCs w:val="20"/>
         </w:rPr>
-        <w:t xml:space="preserve">Name</w:t>
+        <w:tab/>
+      </w:r>
+      <w:r>
+        <w:rPr>
+          <w:rFonts w:ascii="Avenir Next" w:hAnsi="Avenir Next" w:cs="Avenir Next" w:eastAsia="Avenir Next"/>
+          <w:color w:val="1A1A1A"/>
+          <w:sz w:val="22"/>
+          <w:szCs w:val="20"/>
+        </w:rPr>
+        <w:t xml:space="preserve">   Date</w:t>
       </w:r>
       <w:r>
         <w:rPr>
@@ -33,25 +51,7 @@
         <w:rPr>
           <w:rFonts w:ascii="Avenir Next" w:hAnsi="Avenir Next" w:cs="Avenir Next" w:eastAsia="Avenir Next"/>
           <w:color w:val="1A1A1A"/>
-          <w:sz w:val="20"/>
-          <w:szCs w:val="20"/>
-        </w:rPr>
-        <w:t xml:space="preserve">   Date</w:t>
-      </w:r>
-      <w:r>
-        <w:rPr>
-          <w:rFonts w:ascii="Avenir Next" w:hAnsi="Avenir Next" w:cs="Avenir Next" w:eastAsia="Avenir Next"/>
-          <w:color w:val="1A1A1A"/>
-          <w:sz w:val="20"/>
-          <w:szCs w:val="20"/>
-        </w:rPr>
-        <w:tab/>
-      </w:r>
-      <w:r>
-        <w:rPr>
-          <w:rFonts w:ascii="Avenir Next" w:hAnsi="Avenir Next" w:cs="Avenir Next" w:eastAsia="Avenir Next"/>
-          <w:color w:val="1A1A1A"/>
-          <w:sz w:val="20"/>
+          <w:sz w:val="22"/>
           <w:szCs w:val="20"/>
         </w:rPr>
         <w:t xml:space="preserve">   Period</w:t>
@@ -78,7 +78,7 @@
           <w:caps/>
           <w:color w:val="003A70"/>
           <w:spacing w:val="12"/>
-          <w:sz w:val="19"/>
+          <w:sz w:val="22"/>
           <w:szCs w:val="19"/>
         </w:rPr>
         <w:t xml:space="preserve">Lesson 5-7  ·  Homework Packet  ·  Sheet 1 of 2</w:t>
@@ -86,6 +86,7 @@
     </w:p>
     <w:p>
       <w:pPr>
+        <w:pStyle w:val="Heading1"/>
         <w:keepNext/>
         <w:spacing w:before="0" w:after="0" w:line="240" w:lineRule="auto"/>
       </w:pPr>
@@ -111,7 +112,7 @@
         <w:rPr>
           <w:rFonts w:ascii="Avenir Next" w:hAnsi="Avenir Next" w:cs="Avenir Next" w:eastAsia="Avenir Next"/>
           <w:color w:val="5A5F66"/>
-          <w:sz w:val="17"/>
+          <w:sz w:val="22"/>
           <w:szCs w:val="17"/>
         </w:rPr>
         <w:t xml:space="preserve">Maryland Standard 6.G.A.4   ·   Learning target — I can find the surface area of a rectangular prism by adding the areas of its six faces.</w:t>
@@ -158,6 +159,7 @@
           </w:tcPr>
           <w:p>
             <w:pPr>
+              <w:pStyle w:val="Heading2"/>
               <w:spacing w:before="0" w:after="0" w:line="240" w:lineRule="auto"/>
             </w:pPr>
             <w:r>
@@ -185,54 +187,54 @@
                 <w:rFonts w:ascii="Avenir Next" w:hAnsi="Avenir Next" w:cs="Avenir Next" w:eastAsia="Avenir Next"/>
                 <w:b/>
                 <w:color w:val="003A70"/>
+                <w:sz w:val="22"/>
+                <w:szCs w:val="18"/>
+              </w:rPr>
+              <w:t xml:space="preserve">•</w:t>
+            </w:r>
+            <w:r>
+              <w:rPr>
+                <w:rFonts w:ascii="Avenir Next" w:hAnsi="Avenir Next" w:cs="Avenir Next" w:eastAsia="Avenir Next"/>
+                <w:color w:val="1A1A1A"/>
                 <w:sz w:val="18"/>
                 <w:szCs w:val="18"/>
               </w:rPr>
-              <w:t xml:space="preserve">•</w:t>
-            </w:r>
-            <w:r>
-              <w:rPr>
-                <w:rFonts w:ascii="Avenir Next" w:hAnsi="Avenir Next" w:cs="Avenir Next" w:eastAsia="Avenir Next"/>
-                <w:color w:val="1A1A1A"/>
-                <w:sz w:val="18"/>
+              <w:tab/>
+            </w:r>
+            <w:r>
+              <w:rPr>
+                <w:rFonts w:ascii="Avenir Next" w:hAnsi="Avenir Next" w:cs="Avenir Next" w:eastAsia="Avenir Next"/>
+                <w:b/>
+                <w:color w:val="1A1A1A"/>
+                <w:sz w:val="22"/>
                 <w:szCs w:val="18"/>
               </w:rPr>
-              <w:tab/>
-            </w:r>
-            <w:r>
-              <w:rPr>
-                <w:rFonts w:ascii="Avenir Next" w:hAnsi="Avenir Next" w:cs="Avenir Next" w:eastAsia="Avenir Next"/>
-                <w:b/>
-                <w:color w:val="1A1A1A"/>
-                <w:sz w:val="18"/>
+              <w:t xml:space="preserve">Surface area</w:t>
+            </w:r>
+            <w:r>
+              <w:rPr>
+                <w:rFonts w:ascii="Avenir Next" w:hAnsi="Avenir Next" w:cs="Avenir Next" w:eastAsia="Avenir Next"/>
+                <w:color w:val="1A1A1A"/>
+                <w:sz w:val="22"/>
                 <w:szCs w:val="18"/>
               </w:rPr>
-              <w:t xml:space="preserve">Surface area</w:t>
-            </w:r>
-            <w:r>
-              <w:rPr>
-                <w:rFonts w:ascii="Avenir Next" w:hAnsi="Avenir Next" w:cs="Avenir Next" w:eastAsia="Avenir Next"/>
-                <w:color w:val="1A1A1A"/>
-                <w:sz w:val="18"/>
+              <w:t xml:space="preserve"> is the total area of all the faces, in </w:t>
+            </w:r>
+            <w:r>
+              <w:rPr>
+                <w:rFonts w:ascii="Avenir Next" w:hAnsi="Avenir Next" w:cs="Avenir Next" w:eastAsia="Avenir Next"/>
+                <w:b/>
+                <w:color w:val="1A1A1A"/>
+                <w:sz w:val="22"/>
                 <w:szCs w:val="18"/>
               </w:rPr>
-              <w:t xml:space="preserve"> is the total area of all the faces, in </w:t>
-            </w:r>
-            <w:r>
-              <w:rPr>
-                <w:rFonts w:ascii="Avenir Next" w:hAnsi="Avenir Next" w:cs="Avenir Next" w:eastAsia="Avenir Next"/>
-                <w:b/>
-                <w:color w:val="1A1A1A"/>
-                <w:sz w:val="18"/>
-                <w:szCs w:val="18"/>
-              </w:rPr>
               <w:t xml:space="preserve">square units</w:t>
             </w:r>
             <w:r>
               <w:rPr>
                 <w:rFonts w:ascii="Avenir Next" w:hAnsi="Avenir Next" w:cs="Avenir Next" w:eastAsia="Avenir Next"/>
                 <w:color w:val="1A1A1A"/>
-                <w:sz w:val="18"/>
+                <w:sz w:val="22"/>
                 <w:szCs w:val="18"/>
               </w:rPr>
               <w:t xml:space="preserve">.</w:t>
@@ -251,44 +253,44 @@
                 <w:rFonts w:ascii="Avenir Next" w:hAnsi="Avenir Next" w:cs="Avenir Next" w:eastAsia="Avenir Next"/>
                 <w:b/>
                 <w:color w:val="003A70"/>
+                <w:sz w:val="22"/>
+                <w:szCs w:val="18"/>
+              </w:rPr>
+              <w:t xml:space="preserve">•</w:t>
+            </w:r>
+            <w:r>
+              <w:rPr>
+                <w:rFonts w:ascii="Avenir Next" w:hAnsi="Avenir Next" w:cs="Avenir Next" w:eastAsia="Avenir Next"/>
+                <w:color w:val="1A1A1A"/>
                 <w:sz w:val="18"/>
                 <w:szCs w:val="18"/>
               </w:rPr>
-              <w:t xml:space="preserve">•</w:t>
-            </w:r>
-            <w:r>
-              <w:rPr>
-                <w:rFonts w:ascii="Avenir Next" w:hAnsi="Avenir Next" w:cs="Avenir Next" w:eastAsia="Avenir Next"/>
-                <w:color w:val="1A1A1A"/>
-                <w:sz w:val="18"/>
+              <w:tab/>
+            </w:r>
+            <w:r>
+              <w:rPr>
+                <w:rFonts w:ascii="Avenir Next" w:hAnsi="Avenir Next" w:cs="Avenir Next" w:eastAsia="Avenir Next"/>
+                <w:color w:val="1A1A1A"/>
+                <w:sz w:val="22"/>
                 <w:szCs w:val="18"/>
               </w:rPr>
-              <w:tab/>
-            </w:r>
-            <w:r>
-              <w:rPr>
-                <w:rFonts w:ascii="Avenir Next" w:hAnsi="Avenir Next" w:cs="Avenir Next" w:eastAsia="Avenir Next"/>
-                <w:color w:val="1A1A1A"/>
-                <w:sz w:val="18"/>
+              <w:t xml:space="preserve">A rectangular prism has 3 pairs of matching faces: </w:t>
+            </w:r>
+            <w:r>
+              <w:rPr>
+                <w:rFonts w:ascii="Avenir Next" w:hAnsi="Avenir Next" w:cs="Avenir Next" w:eastAsia="Avenir Next"/>
+                <w:b/>
+                <w:color w:val="1A1A1A"/>
+                <w:sz w:val="22"/>
                 <w:szCs w:val="18"/>
               </w:rPr>
-              <w:t xml:space="preserve">A rectangular prism has 3 pairs of matching faces: </w:t>
-            </w:r>
-            <w:r>
-              <w:rPr>
-                <w:rFonts w:ascii="Avenir Next" w:hAnsi="Avenir Next" w:cs="Avenir Next" w:eastAsia="Avenir Next"/>
-                <w:b/>
-                <w:color w:val="1A1A1A"/>
-                <w:sz w:val="18"/>
-                <w:szCs w:val="18"/>
-              </w:rPr>
               <w:t xml:space="preserve">SA = 2lw + 2lh + 2wh</w:t>
             </w:r>
             <w:r>
               <w:rPr>
                 <w:rFonts w:ascii="Avenir Next" w:hAnsi="Avenir Next" w:cs="Avenir Next" w:eastAsia="Avenir Next"/>
                 <w:color w:val="1A1A1A"/>
-                <w:sz w:val="18"/>
+                <w:sz w:val="22"/>
                 <w:szCs w:val="18"/>
               </w:rPr>
               <w:t xml:space="preserve">.</w:t>
@@ -303,6 +305,7 @@
           </w:tcPr>
           <w:p>
             <w:pPr>
+              <w:pStyle w:val="Heading2"/>
               <w:spacing w:before="0" w:after="0" w:line="240" w:lineRule="auto"/>
             </w:pPr>
             <w:r>
@@ -325,7 +328,7 @@
               <w:rPr>
                 <w:rFonts w:ascii="Avenir Next" w:hAnsi="Avenir Next" w:cs="Avenir Next" w:eastAsia="Avenir Next"/>
                 <w:color w:val="1A1A1A"/>
-                <w:sz w:val="17"/>
+                <w:sz w:val="22"/>
                 <w:szCs w:val="17"/>
               </w:rPr>
               <w:t xml:space="preserve">A box is 8 in × 3 in × 2 in. Find its surface area.</w:t>
@@ -344,25 +347,25 @@
                 <w:rFonts w:ascii="Avenir Next" w:hAnsi="Avenir Next" w:cs="Avenir Next" w:eastAsia="Avenir Next"/>
                 <w:b/>
                 <w:color w:val="003A70"/>
+                <w:sz w:val="22"/>
+                <w:szCs w:val="17"/>
+              </w:rPr>
+              <w:t xml:space="preserve">Step 1</w:t>
+            </w:r>
+            <w:r>
+              <w:rPr>
+                <w:rFonts w:ascii="Avenir Next" w:hAnsi="Avenir Next" w:cs="Avenir Next" w:eastAsia="Avenir Next"/>
+                <w:color w:val="1A1A1A"/>
                 <w:sz w:val="17"/>
                 <w:szCs w:val="17"/>
               </w:rPr>
-              <w:t xml:space="preserve">Step 1</w:t>
-            </w:r>
-            <w:r>
-              <w:rPr>
-                <w:rFonts w:ascii="Avenir Next" w:hAnsi="Avenir Next" w:cs="Avenir Next" w:eastAsia="Avenir Next"/>
-                <w:color w:val="1A1A1A"/>
-                <w:sz w:val="17"/>
-                <w:szCs w:val="17"/>
-              </w:rPr>
               <w:tab/>
             </w:r>
             <w:r>
               <w:rPr>
                 <w:rFonts w:ascii="Avenir Next" w:hAnsi="Avenir Next" w:cs="Avenir Next" w:eastAsia="Avenir Next"/>
                 <w:color w:val="1A1A1A"/>
-                <w:sz w:val="17"/>
+                <w:sz w:val="22"/>
                 <w:szCs w:val="17"/>
               </w:rPr>
               <w:t xml:space="preserve">One face from each pair: 8 × 3 = 24, 8 × 2 = 16, 3 × 2 = 6</w:t>
@@ -381,25 +384,25 @@
                 <w:rFonts w:ascii="Avenir Next" w:hAnsi="Avenir Next" w:cs="Avenir Next" w:eastAsia="Avenir Next"/>
                 <w:b/>
                 <w:color w:val="003A70"/>
+                <w:sz w:val="22"/>
+                <w:szCs w:val="17"/>
+              </w:rPr>
+              <w:t xml:space="preserve">Step 2</w:t>
+            </w:r>
+            <w:r>
+              <w:rPr>
+                <w:rFonts w:ascii="Avenir Next" w:hAnsi="Avenir Next" w:cs="Avenir Next" w:eastAsia="Avenir Next"/>
+                <w:color w:val="1A1A1A"/>
                 <w:sz w:val="17"/>
                 <w:szCs w:val="17"/>
               </w:rPr>
-              <w:t xml:space="preserve">Step 2</w:t>
-            </w:r>
-            <w:r>
-              <w:rPr>
-                <w:rFonts w:ascii="Avenir Next" w:hAnsi="Avenir Next" w:cs="Avenir Next" w:eastAsia="Avenir Next"/>
-                <w:color w:val="1A1A1A"/>
-                <w:sz w:val="17"/>
-                <w:szCs w:val="17"/>
-              </w:rPr>
               <w:tab/>
             </w:r>
             <w:r>
               <w:rPr>
                 <w:rFonts w:ascii="Avenir Next" w:hAnsi="Avenir Next" w:cs="Avenir Next" w:eastAsia="Avenir Next"/>
                 <w:color w:val="1A1A1A"/>
-                <w:sz w:val="17"/>
+                <w:sz w:val="22"/>
                 <w:szCs w:val="17"/>
               </w:rPr>
               <w:t xml:space="preserve">Add: 24 + 16 + 6 = 46</w:t>
@@ -418,25 +421,25 @@
                 <w:rFonts w:ascii="Avenir Next" w:hAnsi="Avenir Next" w:cs="Avenir Next" w:eastAsia="Avenir Next"/>
                 <w:b/>
                 <w:color w:val="003A70"/>
+                <w:sz w:val="22"/>
+                <w:szCs w:val="17"/>
+              </w:rPr>
+              <w:t xml:space="preserve">Step 3</w:t>
+            </w:r>
+            <w:r>
+              <w:rPr>
+                <w:rFonts w:ascii="Avenir Next" w:hAnsi="Avenir Next" w:cs="Avenir Next" w:eastAsia="Avenir Next"/>
+                <w:color w:val="1A1A1A"/>
                 <w:sz w:val="17"/>
                 <w:szCs w:val="17"/>
               </w:rPr>
-              <w:t xml:space="preserve">Step 3</w:t>
-            </w:r>
-            <w:r>
-              <w:rPr>
-                <w:rFonts w:ascii="Avenir Next" w:hAnsi="Avenir Next" w:cs="Avenir Next" w:eastAsia="Avenir Next"/>
-                <w:color w:val="1A1A1A"/>
-                <w:sz w:val="17"/>
-                <w:szCs w:val="17"/>
-              </w:rPr>
               <w:tab/>
             </w:r>
             <w:r>
               <w:rPr>
                 <w:rFonts w:ascii="Avenir Next" w:hAnsi="Avenir Next" w:cs="Avenir Next" w:eastAsia="Avenir Next"/>
                 <w:color w:val="1A1A1A"/>
-                <w:sz w:val="17"/>
+                <w:sz w:val="22"/>
                 <w:szCs w:val="17"/>
               </w:rPr>
               <w:t xml:space="preserve">Each face has a twin, so double: 2 × 46 = 92</w:t>
@@ -455,18 +458,18 @@
                 <w:rFonts w:ascii="Avenir Next" w:hAnsi="Avenir Next" w:cs="Avenir Next" w:eastAsia="Avenir Next"/>
                 <w:b/>
                 <w:color w:val="1A1A1A"/>
+                <w:sz w:val="22"/>
+                <w:szCs w:val="17"/>
+              </w:rPr>
+              <w:t xml:space="preserve">Answer</w:t>
+            </w:r>
+            <w:r>
+              <w:rPr>
+                <w:rFonts w:ascii="Avenir Next" w:hAnsi="Avenir Next" w:cs="Avenir Next" w:eastAsia="Avenir Next"/>
+                <w:color w:val="1A1A1A"/>
                 <w:sz w:val="17"/>
                 <w:szCs w:val="17"/>
               </w:rPr>
-              <w:t xml:space="preserve">Answer</w:t>
-            </w:r>
-            <w:r>
-              <w:rPr>
-                <w:rFonts w:ascii="Avenir Next" w:hAnsi="Avenir Next" w:cs="Avenir Next" w:eastAsia="Avenir Next"/>
-                <w:color w:val="1A1A1A"/>
-                <w:sz w:val="17"/>
-                <w:szCs w:val="17"/>
-              </w:rPr>
               <w:tab/>
             </w:r>
             <w:r>
@@ -474,7 +477,7 @@
                 <w:rFonts w:ascii="Avenir Next" w:hAnsi="Avenir Next" w:cs="Avenir Next" w:eastAsia="Avenir Next"/>
                 <w:b/>
                 <w:color w:val="1A1A1A"/>
-                <w:sz w:val="17"/>
+                <w:sz w:val="22"/>
                 <w:szCs w:val="17"/>
               </w:rPr>
               <w:t xml:space="preserve">92 in²</w:t>
@@ -485,6 +488,7 @@
     </w:tbl>
     <w:p>
       <w:pPr>
+        <w:pStyle w:val="Heading2"/>
         <w:keepNext/>
         <w:pBdr>
           <w:bottom w:val="single" w:sz="8" w:space="3" w:color="003A70"/>
@@ -500,7 +504,7 @@
           <w:b/>
           <w:color w:val="003A70"/>
           <w:spacing w:val="14"/>
-          <w:sz w:val="19"/>
+          <w:sz w:val="22"/>
           <w:szCs w:val="19"/>
         </w:rPr>
         <w:t xml:space="preserve">PRACTICE</w:t>
@@ -519,7 +523,7 @@
           <w:rFonts w:ascii="Avenir Next" w:hAnsi="Avenir Next" w:cs="Avenir Next" w:eastAsia="Avenir Next"/>
           <w:i/>
           <w:color w:val="5A5F66"/>
-          <w:sz w:val="17"/>
+          <w:sz w:val="22"/>
           <w:szCs w:val="17"/>
         </w:rPr>
         <w:t xml:space="preserve">show your work · label units</w:t>
@@ -578,25 +582,25 @@
                 <w:rFonts w:ascii="Avenir Next" w:hAnsi="Avenir Next" w:cs="Avenir Next" w:eastAsia="Avenir Next"/>
                 <w:b/>
                 <w:color w:val="1A1A1A"/>
+                <w:sz w:val="22"/>
+                <w:szCs w:val="20"/>
+              </w:rPr>
+              <w:t xml:space="preserve">1.</w:t>
+            </w:r>
+            <w:r>
+              <w:rPr>
+                <w:rFonts w:ascii="Avenir Next" w:hAnsi="Avenir Next" w:cs="Avenir Next" w:eastAsia="Avenir Next"/>
+                <w:color w:val="1A1A1A"/>
                 <w:sz w:val="20"/>
                 <w:szCs w:val="20"/>
               </w:rPr>
-              <w:t xml:space="preserve">1.</w:t>
-            </w:r>
-            <w:r>
-              <w:rPr>
-                <w:rFonts w:ascii="Avenir Next" w:hAnsi="Avenir Next" w:cs="Avenir Next" w:eastAsia="Avenir Next"/>
-                <w:color w:val="1A1A1A"/>
-                <w:sz w:val="20"/>
-                <w:szCs w:val="20"/>
-              </w:rPr>
               <w:tab/>
             </w:r>
             <w:r>
               <w:rPr>
                 <w:rFonts w:ascii="Avenir Next" w:hAnsi="Avenir Next" w:cs="Avenir Next" w:eastAsia="Avenir Next"/>
                 <w:color w:val="1A1A1A"/>
-                <w:sz w:val="20"/>
+                <w:sz w:val="22"/>
                 <w:szCs w:val="20"/>
               </w:rPr>
               <w:t xml:space="preserve">Find the surface area of the prism.</w:t>
@@ -673,25 +677,25 @@
                 <w:rFonts w:ascii="Avenir Next" w:hAnsi="Avenir Next" w:cs="Avenir Next" w:eastAsia="Avenir Next"/>
                 <w:b/>
                 <w:color w:val="1A1A1A"/>
+                <w:sz w:val="22"/>
+                <w:szCs w:val="18"/>
+              </w:rPr>
+              <w:t xml:space="preserve">Answer</w:t>
+            </w:r>
+            <w:r>
+              <w:rPr>
+                <w:rFonts w:ascii="Avenir Next" w:hAnsi="Avenir Next" w:cs="Avenir Next" w:eastAsia="Avenir Next"/>
+                <w:color w:val="1A1A1A"/>
                 <w:sz w:val="18"/>
                 <w:szCs w:val="18"/>
               </w:rPr>
-              <w:t xml:space="preserve">Answer</w:t>
-            </w:r>
-            <w:r>
-              <w:rPr>
-                <w:rFonts w:ascii="Avenir Next" w:hAnsi="Avenir Next" w:cs="Avenir Next" w:eastAsia="Avenir Next"/>
-                <w:color w:val="1A1A1A"/>
-                <w:sz w:val="18"/>
-                <w:szCs w:val="18"/>
-              </w:rPr>
               <w:tab/>
             </w:r>
             <w:r>
               <w:rPr>
                 <w:rFonts w:ascii="Avenir Next" w:hAnsi="Avenir Next" w:cs="Avenir Next" w:eastAsia="Avenir Next"/>
                 <w:color w:val="1A1A1A"/>
-                <w:sz w:val="18"/>
+                <w:sz w:val="22"/>
                 <w:szCs w:val="18"/>
               </w:rPr>
               <w:t xml:space="preserve">  cm²</w:t>
@@ -715,7 +719,7 @@
               <w:drawing>
                 <wp:inline distT="0" distB="0" distL="0" distR="0">
                   <wp:extent cx="1920240" cy="1083559"/>
-                  <wp:docPr id="1" name="Figure 1"/>
+                  <wp:docPr id="1" name="Figure 1" descr="Rectangular prism. Length 10 cm, width 4 cm, height 5 cm."/>
                   <a:graphic xmlns:a="http://schemas.openxmlformats.org/drawingml/2006/main">
                     <a:graphicData uri="http://schemas.openxmlformats.org/drawingml/2006/picture">
                       <pic:pic xmlns:pic="http://schemas.openxmlformats.org/drawingml/2006/picture">
@@ -767,25 +771,25 @@
           <w:rFonts w:ascii="Avenir Next" w:hAnsi="Avenir Next" w:cs="Avenir Next" w:eastAsia="Avenir Next"/>
           <w:b/>
           <w:color w:val="1A1A1A"/>
+          <w:sz w:val="22"/>
+          <w:szCs w:val="20"/>
+        </w:rPr>
+        <w:t xml:space="preserve">2.</w:t>
+      </w:r>
+      <w:r>
+        <w:rPr>
+          <w:rFonts w:ascii="Avenir Next" w:hAnsi="Avenir Next" w:cs="Avenir Next" w:eastAsia="Avenir Next"/>
+          <w:color w:val="1A1A1A"/>
           <w:sz w:val="20"/>
           <w:szCs w:val="20"/>
         </w:rPr>
-        <w:t xml:space="preserve">2.</w:t>
-      </w:r>
-      <w:r>
-        <w:rPr>
-          <w:rFonts w:ascii="Avenir Next" w:hAnsi="Avenir Next" w:cs="Avenir Next" w:eastAsia="Avenir Next"/>
-          <w:color w:val="1A1A1A"/>
-          <w:sz w:val="20"/>
-          <w:szCs w:val="20"/>
-        </w:rPr>
         <w:tab/>
       </w:r>
       <w:r>
         <w:rPr>
           <w:rFonts w:ascii="Avenir Next" w:hAnsi="Avenir Next" w:cs="Avenir Next" w:eastAsia="Avenir Next"/>
           <w:color w:val="1A1A1A"/>
-          <w:sz w:val="20"/>
+          <w:sz w:val="22"/>
           <w:szCs w:val="20"/>
         </w:rPr>
         <w:t xml:space="preserve">Find the surface area of each solid.</w:t>
@@ -840,10 +844,28 @@
                 <w:rFonts w:ascii="Avenir Next" w:hAnsi="Avenir Next" w:cs="Avenir Next" w:eastAsia="Avenir Next"/>
                 <w:b/>
                 <w:color w:val="003A70"/>
+                <w:sz w:val="22"/>
+                <w:szCs w:val="20"/>
+              </w:rPr>
+              <w:t xml:space="preserve">a.</w:t>
+            </w:r>
+            <w:r>
+              <w:rPr>
+                <w:rFonts w:ascii="Avenir Next" w:hAnsi="Avenir Next" w:cs="Avenir Next" w:eastAsia="Avenir Next"/>
+                <w:color w:val="1A1A1A"/>
                 <w:sz w:val="20"/>
                 <w:szCs w:val="20"/>
               </w:rPr>
-              <w:t xml:space="preserve">a.</w:t>
+              <w:tab/>
+            </w:r>
+            <w:r>
+              <w:rPr>
+                <w:rFonts w:ascii="Avenir Next" w:hAnsi="Avenir Next" w:cs="Avenir Next" w:eastAsia="Avenir Next"/>
+                <w:color w:val="1A1A1A"/>
+                <w:sz w:val="22"/>
+                <w:szCs w:val="20"/>
+              </w:rPr>
+              <w:t xml:space="preserve">cube, edges 3 cm</w:t>
             </w:r>
             <w:r>
               <w:rPr>
@@ -852,7 +874,7 @@
                 <w:sz w:val="20"/>
                 <w:szCs w:val="20"/>
               </w:rPr>
-              <w:tab/>
+              <w:t xml:space="preserve">  </w:t>
             </w:r>
             <w:r>
               <w:rPr>
@@ -860,24 +882,6 @@
                 <w:color w:val="1A1A1A"/>
                 <w:sz w:val="20"/>
                 <w:szCs w:val="20"/>
-              </w:rPr>
-              <w:t xml:space="preserve">cube, edges 3 cm</w:t>
-            </w:r>
-            <w:r>
-              <w:rPr>
-                <w:rFonts w:ascii="Avenir Next" w:hAnsi="Avenir Next" w:cs="Avenir Next" w:eastAsia="Avenir Next"/>
-                <w:color w:val="1A1A1A"/>
-                <w:sz w:val="20"/>
-                <w:szCs w:val="20"/>
-              </w:rPr>
-              <w:t xml:space="preserve">  </w:t>
-            </w:r>
-            <w:r>
-              <w:rPr>
-                <w:rFonts w:ascii="Avenir Next" w:hAnsi="Avenir Next" w:cs="Avenir Next" w:eastAsia="Avenir Next"/>
-                <w:color w:val="1A1A1A"/>
-                <w:sz w:val="20"/>
-                <w:szCs w:val="20"/>
                 <w:u w:val="single"/>
               </w:rPr>
               <w:t xml:space="preserve">              </w:t>
@@ -886,7 +890,7 @@
               <w:rPr>
                 <w:rFonts w:ascii="Avenir Next" w:hAnsi="Avenir Next" w:cs="Avenir Next" w:eastAsia="Avenir Next"/>
                 <w:color w:val="1A1A1A"/>
-                <w:sz w:val="20"/>
+                <w:sz w:val="22"/>
                 <w:szCs w:val="20"/>
               </w:rPr>
               <w:t xml:space="preserve"> cm²</w:t>
@@ -911,10 +915,28 @@
                 <w:rFonts w:ascii="Avenir Next" w:hAnsi="Avenir Next" w:cs="Avenir Next" w:eastAsia="Avenir Next"/>
                 <w:b/>
                 <w:color w:val="003A70"/>
+                <w:sz w:val="22"/>
+                <w:szCs w:val="20"/>
+              </w:rPr>
+              <w:t xml:space="preserve">b.</w:t>
+            </w:r>
+            <w:r>
+              <w:rPr>
+                <w:rFonts w:ascii="Avenir Next" w:hAnsi="Avenir Next" w:cs="Avenir Next" w:eastAsia="Avenir Next"/>
+                <w:color w:val="1A1A1A"/>
                 <w:sz w:val="20"/>
                 <w:szCs w:val="20"/>
               </w:rPr>
-              <w:t xml:space="preserve">b.</w:t>
+              <w:tab/>
+            </w:r>
+            <w:r>
+              <w:rPr>
+                <w:rFonts w:ascii="Avenir Next" w:hAnsi="Avenir Next" w:cs="Avenir Next" w:eastAsia="Avenir Next"/>
+                <w:color w:val="1A1A1A"/>
+                <w:sz w:val="22"/>
+                <w:szCs w:val="20"/>
+              </w:rPr>
+              <w:t xml:space="preserve">cube, edges 10 ft</w:t>
             </w:r>
             <w:r>
               <w:rPr>
@@ -923,7 +945,7 @@
                 <w:sz w:val="20"/>
                 <w:szCs w:val="20"/>
               </w:rPr>
-              <w:tab/>
+              <w:t xml:space="preserve">  </w:t>
             </w:r>
             <w:r>
               <w:rPr>
@@ -931,24 +953,6 @@
                 <w:color w:val="1A1A1A"/>
                 <w:sz w:val="20"/>
                 <w:szCs w:val="20"/>
-              </w:rPr>
-              <w:t xml:space="preserve">cube, edges 10 ft</w:t>
-            </w:r>
-            <w:r>
-              <w:rPr>
-                <w:rFonts w:ascii="Avenir Next" w:hAnsi="Avenir Next" w:cs="Avenir Next" w:eastAsia="Avenir Next"/>
-                <w:color w:val="1A1A1A"/>
-                <w:sz w:val="20"/>
-                <w:szCs w:val="20"/>
-              </w:rPr>
-              <w:t xml:space="preserve">  </w:t>
-            </w:r>
-            <w:r>
-              <w:rPr>
-                <w:rFonts w:ascii="Avenir Next" w:hAnsi="Avenir Next" w:cs="Avenir Next" w:eastAsia="Avenir Next"/>
-                <w:color w:val="1A1A1A"/>
-                <w:sz w:val="20"/>
-                <w:szCs w:val="20"/>
                 <w:u w:val="single"/>
               </w:rPr>
               <w:t xml:space="preserve">              </w:t>
@@ -957,7 +961,7 @@
               <w:rPr>
                 <w:rFonts w:ascii="Avenir Next" w:hAnsi="Avenir Next" w:cs="Avenir Next" w:eastAsia="Avenir Next"/>
                 <w:color w:val="1A1A1A"/>
-                <w:sz w:val="20"/>
+                <w:sz w:val="22"/>
                 <w:szCs w:val="20"/>
               </w:rPr>
               <w:t xml:space="preserve"> ft²</w:t>
@@ -988,10 +992,28 @@
                 <w:rFonts w:ascii="Avenir Next" w:hAnsi="Avenir Next" w:cs="Avenir Next" w:eastAsia="Avenir Next"/>
                 <w:b/>
                 <w:color w:val="003A70"/>
+                <w:sz w:val="22"/>
+                <w:szCs w:val="20"/>
+              </w:rPr>
+              <w:t xml:space="preserve">c.</w:t>
+            </w:r>
+            <w:r>
+              <w:rPr>
+                <w:rFonts w:ascii="Avenir Next" w:hAnsi="Avenir Next" w:cs="Avenir Next" w:eastAsia="Avenir Next"/>
+                <w:color w:val="1A1A1A"/>
                 <w:sz w:val="20"/>
                 <w:szCs w:val="20"/>
               </w:rPr>
-              <w:t xml:space="preserve">c.</w:t>
+              <w:tab/>
+            </w:r>
+            <w:r>
+              <w:rPr>
+                <w:rFonts w:ascii="Avenir Next" w:hAnsi="Avenir Next" w:cs="Avenir Next" w:eastAsia="Avenir Next"/>
+                <w:color w:val="1A1A1A"/>
+                <w:sz w:val="22"/>
+                <w:szCs w:val="20"/>
+              </w:rPr>
+              <w:t xml:space="preserve">prism 4 m × 2 m × 1 m</w:t>
             </w:r>
             <w:r>
               <w:rPr>
@@ -1000,7 +1022,7 @@
                 <w:sz w:val="20"/>
                 <w:szCs w:val="20"/>
               </w:rPr>
-              <w:tab/>
+              <w:t xml:space="preserve">  </w:t>
             </w:r>
             <w:r>
               <w:rPr>
@@ -1008,24 +1030,6 @@
                 <w:color w:val="1A1A1A"/>
                 <w:sz w:val="20"/>
                 <w:szCs w:val="20"/>
-              </w:rPr>
-              <w:t xml:space="preserve">prism 4 m × 2 m × 1 m</w:t>
-            </w:r>
-            <w:r>
-              <w:rPr>
-                <w:rFonts w:ascii="Avenir Next" w:hAnsi="Avenir Next" w:cs="Avenir Next" w:eastAsia="Avenir Next"/>
-                <w:color w:val="1A1A1A"/>
-                <w:sz w:val="20"/>
-                <w:szCs w:val="20"/>
-              </w:rPr>
-              <w:t xml:space="preserve">  </w:t>
-            </w:r>
-            <w:r>
-              <w:rPr>
-                <w:rFonts w:ascii="Avenir Next" w:hAnsi="Avenir Next" w:cs="Avenir Next" w:eastAsia="Avenir Next"/>
-                <w:color w:val="1A1A1A"/>
-                <w:sz w:val="20"/>
-                <w:szCs w:val="20"/>
                 <w:u w:val="single"/>
               </w:rPr>
               <w:t xml:space="preserve">              </w:t>
@@ -1034,7 +1038,7 @@
               <w:rPr>
                 <w:rFonts w:ascii="Avenir Next" w:hAnsi="Avenir Next" w:cs="Avenir Next" w:eastAsia="Avenir Next"/>
                 <w:color w:val="1A1A1A"/>
-                <w:sz w:val="20"/>
+                <w:sz w:val="22"/>
                 <w:szCs w:val="20"/>
               </w:rPr>
               <w:t xml:space="preserve"> m²</w:t>
@@ -1059,10 +1063,28 @@
                 <w:rFonts w:ascii="Avenir Next" w:hAnsi="Avenir Next" w:cs="Avenir Next" w:eastAsia="Avenir Next"/>
                 <w:b/>
                 <w:color w:val="003A70"/>
+                <w:sz w:val="22"/>
+                <w:szCs w:val="20"/>
+              </w:rPr>
+              <w:t xml:space="preserve">d.</w:t>
+            </w:r>
+            <w:r>
+              <w:rPr>
+                <w:rFonts w:ascii="Avenir Next" w:hAnsi="Avenir Next" w:cs="Avenir Next" w:eastAsia="Avenir Next"/>
+                <w:color w:val="1A1A1A"/>
                 <w:sz w:val="20"/>
                 <w:szCs w:val="20"/>
               </w:rPr>
-              <w:t xml:space="preserve">d.</w:t>
+              <w:tab/>
+            </w:r>
+            <w:r>
+              <w:rPr>
+                <w:rFonts w:ascii="Avenir Next" w:hAnsi="Avenir Next" w:cs="Avenir Next" w:eastAsia="Avenir Next"/>
+                <w:color w:val="1A1A1A"/>
+                <w:sz w:val="22"/>
+                <w:szCs w:val="20"/>
+              </w:rPr>
+              <w:t xml:space="preserve">prism 5 in × 5 in × 2 in</w:t>
             </w:r>
             <w:r>
               <w:rPr>
@@ -1071,7 +1093,7 @@
                 <w:sz w:val="20"/>
                 <w:szCs w:val="20"/>
               </w:rPr>
-              <w:tab/>
+              <w:t xml:space="preserve">  </w:t>
             </w:r>
             <w:r>
               <w:rPr>
@@ -1079,24 +1101,6 @@
                 <w:color w:val="1A1A1A"/>
                 <w:sz w:val="20"/>
                 <w:szCs w:val="20"/>
-              </w:rPr>
-              <w:t xml:space="preserve">prism 5 in × 5 in × 2 in</w:t>
-            </w:r>
-            <w:r>
-              <w:rPr>
-                <w:rFonts w:ascii="Avenir Next" w:hAnsi="Avenir Next" w:cs="Avenir Next" w:eastAsia="Avenir Next"/>
-                <w:color w:val="1A1A1A"/>
-                <w:sz w:val="20"/>
-                <w:szCs w:val="20"/>
-              </w:rPr>
-              <w:t xml:space="preserve">  </w:t>
-            </w:r>
-            <w:r>
-              <w:rPr>
-                <w:rFonts w:ascii="Avenir Next" w:hAnsi="Avenir Next" w:cs="Avenir Next" w:eastAsia="Avenir Next"/>
-                <w:color w:val="1A1A1A"/>
-                <w:sz w:val="20"/>
-                <w:szCs w:val="20"/>
                 <w:u w:val="single"/>
               </w:rPr>
               <w:t xml:space="preserve">              </w:t>
@@ -1105,7 +1109,7 @@
               <w:rPr>
                 <w:rFonts w:ascii="Avenir Next" w:hAnsi="Avenir Next" w:cs="Avenir Next" w:eastAsia="Avenir Next"/>
                 <w:color w:val="1A1A1A"/>
-                <w:sz w:val="20"/>
+                <w:sz w:val="22"/>
                 <w:szCs w:val="20"/>
               </w:rPr>
               <w:t xml:space="preserve"> in²</w:t>
@@ -1136,10 +1140,28 @@
                 <w:rFonts w:ascii="Avenir Next" w:hAnsi="Avenir Next" w:cs="Avenir Next" w:eastAsia="Avenir Next"/>
                 <w:b/>
                 <w:color w:val="003A70"/>
+                <w:sz w:val="22"/>
+                <w:szCs w:val="20"/>
+              </w:rPr>
+              <w:t xml:space="preserve">e.</w:t>
+            </w:r>
+            <w:r>
+              <w:rPr>
+                <w:rFonts w:ascii="Avenir Next" w:hAnsi="Avenir Next" w:cs="Avenir Next" w:eastAsia="Avenir Next"/>
+                <w:color w:val="1A1A1A"/>
                 <w:sz w:val="20"/>
                 <w:szCs w:val="20"/>
               </w:rPr>
-              <w:t xml:space="preserve">e.</w:t>
+              <w:tab/>
+            </w:r>
+            <w:r>
+              <w:rPr>
+                <w:rFonts w:ascii="Avenir Next" w:hAnsi="Avenir Next" w:cs="Avenir Next" w:eastAsia="Avenir Next"/>
+                <w:color w:val="1A1A1A"/>
+                <w:sz w:val="22"/>
+                <w:szCs w:val="20"/>
+              </w:rPr>
+              <w:t xml:space="preserve">cube, edges 5 in</w:t>
             </w:r>
             <w:r>
               <w:rPr>
@@ -1148,7 +1170,7 @@
                 <w:sz w:val="20"/>
                 <w:szCs w:val="20"/>
               </w:rPr>
-              <w:tab/>
+              <w:t xml:space="preserve">  </w:t>
             </w:r>
             <w:r>
               <w:rPr>
@@ -1156,24 +1178,6 @@
                 <w:color w:val="1A1A1A"/>
                 <w:sz w:val="20"/>
                 <w:szCs w:val="20"/>
-              </w:rPr>
-              <w:t xml:space="preserve">cube, edges 5 in</w:t>
-            </w:r>
-            <w:r>
-              <w:rPr>
-                <w:rFonts w:ascii="Avenir Next" w:hAnsi="Avenir Next" w:cs="Avenir Next" w:eastAsia="Avenir Next"/>
-                <w:color w:val="1A1A1A"/>
-                <w:sz w:val="20"/>
-                <w:szCs w:val="20"/>
-              </w:rPr>
-              <w:t xml:space="preserve">  </w:t>
-            </w:r>
-            <w:r>
-              <w:rPr>
-                <w:rFonts w:ascii="Avenir Next" w:hAnsi="Avenir Next" w:cs="Avenir Next" w:eastAsia="Avenir Next"/>
-                <w:color w:val="1A1A1A"/>
-                <w:sz w:val="20"/>
-                <w:szCs w:val="20"/>
                 <w:u w:val="single"/>
               </w:rPr>
               <w:t xml:space="preserve">              </w:t>
@@ -1182,7 +1186,7 @@
               <w:rPr>
                 <w:rFonts w:ascii="Avenir Next" w:hAnsi="Avenir Next" w:cs="Avenir Next" w:eastAsia="Avenir Next"/>
                 <w:color w:val="1A1A1A"/>
-                <w:sz w:val="20"/>
+                <w:sz w:val="22"/>
                 <w:szCs w:val="20"/>
               </w:rPr>
               <w:t xml:space="preserve"> in²</w:t>
@@ -1207,10 +1211,28 @@
                 <w:rFonts w:ascii="Avenir Next" w:hAnsi="Avenir Next" w:cs="Avenir Next" w:eastAsia="Avenir Next"/>
                 <w:b/>
                 <w:color w:val="003A70"/>
+                <w:sz w:val="22"/>
+                <w:szCs w:val="20"/>
+              </w:rPr>
+              <w:t xml:space="preserve">f.</w:t>
+            </w:r>
+            <w:r>
+              <w:rPr>
+                <w:rFonts w:ascii="Avenir Next" w:hAnsi="Avenir Next" w:cs="Avenir Next" w:eastAsia="Avenir Next"/>
+                <w:color w:val="1A1A1A"/>
                 <w:sz w:val="20"/>
                 <w:szCs w:val="20"/>
               </w:rPr>
-              <w:t xml:space="preserve">f.</w:t>
+              <w:tab/>
+            </w:r>
+            <w:r>
+              <w:rPr>
+                <w:rFonts w:ascii="Avenir Next" w:hAnsi="Avenir Next" w:cs="Avenir Next" w:eastAsia="Avenir Next"/>
+                <w:color w:val="1A1A1A"/>
+                <w:sz w:val="22"/>
+                <w:szCs w:val="20"/>
+              </w:rPr>
+              <w:t xml:space="preserve">prism 6 cm × 3 cm × 2 cm</w:t>
             </w:r>
             <w:r>
               <w:rPr>
@@ -1219,7 +1241,7 @@
                 <w:sz w:val="20"/>
                 <w:szCs w:val="20"/>
               </w:rPr>
-              <w:tab/>
+              <w:t xml:space="preserve">  </w:t>
             </w:r>
             <w:r>
               <w:rPr>
@@ -1227,24 +1249,6 @@
                 <w:color w:val="1A1A1A"/>
                 <w:sz w:val="20"/>
                 <w:szCs w:val="20"/>
-              </w:rPr>
-              <w:t xml:space="preserve">prism 6 cm × 3 cm × 2 cm</w:t>
-            </w:r>
-            <w:r>
-              <w:rPr>
-                <w:rFonts w:ascii="Avenir Next" w:hAnsi="Avenir Next" w:cs="Avenir Next" w:eastAsia="Avenir Next"/>
-                <w:color w:val="1A1A1A"/>
-                <w:sz w:val="20"/>
-                <w:szCs w:val="20"/>
-              </w:rPr>
-              <w:t xml:space="preserve">  </w:t>
-            </w:r>
-            <w:r>
-              <w:rPr>
-                <w:rFonts w:ascii="Avenir Next" w:hAnsi="Avenir Next" w:cs="Avenir Next" w:eastAsia="Avenir Next"/>
-                <w:color w:val="1A1A1A"/>
-                <w:sz w:val="20"/>
-                <w:szCs w:val="20"/>
                 <w:u w:val="single"/>
               </w:rPr>
               <w:t xml:space="preserve">              </w:t>
@@ -1253,7 +1257,7 @@
               <w:rPr>
                 <w:rFonts w:ascii="Avenir Next" w:hAnsi="Avenir Next" w:cs="Avenir Next" w:eastAsia="Avenir Next"/>
                 <w:color w:val="1A1A1A"/>
-                <w:sz w:val="20"/>
+                <w:sz w:val="22"/>
                 <w:szCs w:val="20"/>
               </w:rPr>
               <w:t xml:space="preserve"> cm²</w:t>
@@ -1281,18 +1285,18 @@
           <w:rFonts w:ascii="Avenir Next" w:hAnsi="Avenir Next" w:cs="Avenir Next" w:eastAsia="Avenir Next"/>
           <w:b/>
           <w:color w:val="1A1A1A"/>
+          <w:sz w:val="22"/>
+          <w:szCs w:val="20"/>
+        </w:rPr>
+        <w:t xml:space="preserve">3.</w:t>
+      </w:r>
+      <w:r>
+        <w:rPr>
+          <w:rFonts w:ascii="Avenir Next" w:hAnsi="Avenir Next" w:cs="Avenir Next" w:eastAsia="Avenir Next"/>
+          <w:color w:val="1A1A1A"/>
           <w:sz w:val="20"/>
           <w:szCs w:val="20"/>
         </w:rPr>
-        <w:t xml:space="preserve">3.</w:t>
-      </w:r>
-      <w:r>
-        <w:rPr>
-          <w:rFonts w:ascii="Avenir Next" w:hAnsi="Avenir Next" w:cs="Avenir Next" w:eastAsia="Avenir Next"/>
-          <w:color w:val="1A1A1A"/>
-          <w:sz w:val="20"/>
-          <w:szCs w:val="20"/>
-        </w:rPr>
         <w:tab/>
       </w:r>
       <w:r>
@@ -1300,7 +1304,7 @@
           <w:rFonts w:ascii="Avenir Next" w:hAnsi="Avenir Next" w:cs="Avenir Next" w:eastAsia="Avenir Next"/>
           <w:b/>
           <w:color w:val="1A1A1A"/>
-          <w:sz w:val="20"/>
+          <w:sz w:val="22"/>
           <w:szCs w:val="20"/>
         </w:rPr>
         <w:t xml:space="preserve">Gift Box.  </w:t>
@@ -1309,7 +1313,7 @@
         <w:rPr>
           <w:rFonts w:ascii="Avenir Next" w:hAnsi="Avenir Next" w:cs="Avenir Next" w:eastAsia="Avenir Next"/>
           <w:color w:val="1A1A1A"/>
-          <w:sz w:val="20"/>
+          <w:sz w:val="22"/>
           <w:szCs w:val="20"/>
         </w:rPr>
         <w:t xml:space="preserve">Nadia wraps a box that is 12 in long, 8 in wide, and 4 in tall. Her paper covers 400 in². Is that enough to cover the box? Explain.</w:t>
@@ -1386,7 +1390,7 @@
           <w:rFonts w:ascii="Avenir Next" w:hAnsi="Avenir Next" w:cs="Avenir Next" w:eastAsia="Avenir Next"/>
           <w:b/>
           <w:color w:val="1A1A1A"/>
-          <w:sz w:val="18"/>
+          <w:sz w:val="22"/>
           <w:szCs w:val="18"/>
         </w:rPr>
         <w:t xml:space="preserve">Answer</w:t>
@@ -1420,18 +1424,18 @@
           <w:rFonts w:ascii="Avenir Next" w:hAnsi="Avenir Next" w:cs="Avenir Next" w:eastAsia="Avenir Next"/>
           <w:b/>
           <w:color w:val="1A1A1A"/>
+          <w:sz w:val="22"/>
+          <w:szCs w:val="20"/>
+        </w:rPr>
+        <w:t xml:space="preserve">4.</w:t>
+      </w:r>
+      <w:r>
+        <w:rPr>
+          <w:rFonts w:ascii="Avenir Next" w:hAnsi="Avenir Next" w:cs="Avenir Next" w:eastAsia="Avenir Next"/>
+          <w:color w:val="1A1A1A"/>
           <w:sz w:val="20"/>
           <w:szCs w:val="20"/>
         </w:rPr>
-        <w:t xml:space="preserve">4.</w:t>
-      </w:r>
-      <w:r>
-        <w:rPr>
-          <w:rFonts w:ascii="Avenir Next" w:hAnsi="Avenir Next" w:cs="Avenir Next" w:eastAsia="Avenir Next"/>
-          <w:color w:val="1A1A1A"/>
-          <w:sz w:val="20"/>
-          <w:szCs w:val="20"/>
-        </w:rPr>
         <w:tab/>
       </w:r>
       <w:r>
@@ -1439,7 +1443,7 @@
           <w:rFonts w:ascii="Avenir Next" w:hAnsi="Avenir Next" w:cs="Avenir Next" w:eastAsia="Avenir Next"/>
           <w:b/>
           <w:color w:val="1A1A1A"/>
-          <w:sz w:val="20"/>
+          <w:sz w:val="22"/>
           <w:szCs w:val="20"/>
         </w:rPr>
         <w:t xml:space="preserve">Toy Chest.  </w:t>
@@ -1448,7 +1452,7 @@
         <w:rPr>
           <w:rFonts w:ascii="Avenir Next" w:hAnsi="Avenir Next" w:cs="Avenir Next" w:eastAsia="Avenir Next"/>
           <w:color w:val="1A1A1A"/>
-          <w:sz w:val="20"/>
+          <w:sz w:val="22"/>
           <w:szCs w:val="20"/>
         </w:rPr>
         <w:t xml:space="preserve">A toy chest is 4 ft long, 2 ft wide, and 3 ft tall. Leo paints all faces but the bottom. How many ft² does he paint?</w:t>
@@ -1467,25 +1471,25 @@
           <w:rFonts w:ascii="Avenir Next" w:hAnsi="Avenir Next" w:cs="Avenir Next" w:eastAsia="Avenir Next"/>
           <w:b/>
           <w:color w:val="1A1A1A"/>
+          <w:sz w:val="22"/>
+          <w:szCs w:val="18"/>
+        </w:rPr>
+        <w:t xml:space="preserve">Answer</w:t>
+      </w:r>
+      <w:r>
+        <w:rPr>
+          <w:rFonts w:ascii="Avenir Next" w:hAnsi="Avenir Next" w:cs="Avenir Next" w:eastAsia="Avenir Next"/>
+          <w:color w:val="1A1A1A"/>
           <w:sz w:val="18"/>
           <w:szCs w:val="18"/>
         </w:rPr>
-        <w:t xml:space="preserve">Answer</w:t>
-      </w:r>
-      <w:r>
-        <w:rPr>
-          <w:rFonts w:ascii="Avenir Next" w:hAnsi="Avenir Next" w:cs="Avenir Next" w:eastAsia="Avenir Next"/>
-          <w:color w:val="1A1A1A"/>
-          <w:sz w:val="18"/>
-          <w:szCs w:val="18"/>
-        </w:rPr>
         <w:tab/>
       </w:r>
       <w:r>
         <w:rPr>
           <w:rFonts w:ascii="Avenir Next" w:hAnsi="Avenir Next" w:cs="Avenir Next" w:eastAsia="Avenir Next"/>
           <w:color w:val="1A1A1A"/>
-          <w:sz w:val="18"/>
+          <w:sz w:val="22"/>
           <w:szCs w:val="18"/>
         </w:rPr>
         <w:t xml:space="preserve">  ft²</w:t>
@@ -1510,18 +1514,18 @@
           <w:rFonts w:ascii="Avenir Next" w:hAnsi="Avenir Next" w:cs="Avenir Next" w:eastAsia="Avenir Next"/>
           <w:b/>
           <w:color w:val="1A1A1A"/>
+          <w:sz w:val="22"/>
+          <w:szCs w:val="20"/>
+        </w:rPr>
+        <w:t xml:space="preserve">5.</w:t>
+      </w:r>
+      <w:r>
+        <w:rPr>
+          <w:rFonts w:ascii="Avenir Next" w:hAnsi="Avenir Next" w:cs="Avenir Next" w:eastAsia="Avenir Next"/>
+          <w:color w:val="1A1A1A"/>
           <w:sz w:val="20"/>
           <w:szCs w:val="20"/>
         </w:rPr>
-        <w:t xml:space="preserve">5.</w:t>
-      </w:r>
-      <w:r>
-        <w:rPr>
-          <w:rFonts w:ascii="Avenir Next" w:hAnsi="Avenir Next" w:cs="Avenir Next" w:eastAsia="Avenir Next"/>
-          <w:color w:val="1A1A1A"/>
-          <w:sz w:val="20"/>
-          <w:szCs w:val="20"/>
-        </w:rPr>
         <w:tab/>
       </w:r>
       <w:r>
@@ -1529,7 +1533,7 @@
           <w:rFonts w:ascii="Avenir Next" w:hAnsi="Avenir Next" w:cs="Avenir Next" w:eastAsia="Avenir Next"/>
           <w:b/>
           <w:color w:val="1A1A1A"/>
-          <w:sz w:val="20"/>
+          <w:sz w:val="22"/>
           <w:szCs w:val="20"/>
         </w:rPr>
         <w:t xml:space="preserve">Find the Error.  </w:t>
@@ -1538,7 +1542,7 @@
         <w:rPr>
           <w:rFonts w:ascii="Avenir Next" w:hAnsi="Avenir Next" w:cs="Avenir Next" w:eastAsia="Avenir Next"/>
           <w:color w:val="1A1A1A"/>
-          <w:sz w:val="20"/>
+          <w:sz w:val="22"/>
           <w:szCs w:val="20"/>
         </w:rPr>
         <w:t xml:space="preserve">Diego says the surface area of a cube with 2 cm edges is 8 cm² because 2 × 2 × 2 = 8. Explain his mistake and find the surface area.</w:t>
@@ -1659,6 +1663,7 @@
           </w:tcPr>
           <w:p>
             <w:pPr>
+              <w:pStyle w:val="Heading2"/>
               <w:spacing w:before="0" w:after="0" w:line="240" w:lineRule="auto"/>
             </w:pPr>
             <w:r>
@@ -1696,7 +1701,7 @@
               <w:rPr>
                 <w:rFonts w:ascii="Avenir Next" w:hAnsi="Avenir Next" w:cs="Avenir Next" w:eastAsia="Avenir Next"/>
                 <w:color w:val="1A1A1A"/>
-                <w:sz w:val="17"/>
+                <w:sz w:val="22"/>
                 <w:szCs w:val="17"/>
               </w:rPr>
               <w:t xml:space="preserve">  I can do this on my own</w:t>
@@ -1725,7 +1730,7 @@
               <w:rPr>
                 <w:rFonts w:ascii="Avenir Next" w:hAnsi="Avenir Next" w:cs="Avenir Next" w:eastAsia="Avenir Next"/>
                 <w:color w:val="1A1A1A"/>
-                <w:sz w:val="17"/>
+                <w:sz w:val="22"/>
                 <w:szCs w:val="17"/>
               </w:rPr>
               <w:t xml:space="preserve">  I need a little help</w:t>
@@ -1754,7 +1759,7 @@
               <w:rPr>
                 <w:rFonts w:ascii="Avenir Next" w:hAnsi="Avenir Next" w:cs="Avenir Next" w:eastAsia="Avenir Next"/>
                 <w:color w:val="1A1A1A"/>
-                <w:sz w:val="17"/>
+                <w:sz w:val="22"/>
                 <w:szCs w:val="17"/>
               </w:rPr>
               <w:t xml:space="preserve">  I have a question about #</w:t>
@@ -1792,7 +1797,7 @@
         <w:rPr>
           <w:rFonts w:ascii="Avenir Next" w:hAnsi="Avenir Next" w:cs="Avenir Next" w:eastAsia="Avenir Next"/>
           <w:color w:val="5A5F66"/>
-          <w:sz w:val="17"/>
+          <w:sz w:val="22"/>
           <w:szCs w:val="17"/>
         </w:rPr>
         <w:t xml:space="preserve">Pick a box at home. Point to each pair of matching faces and tell someone how you would find its surface area.</w:t>
@@ -1812,10 +1817,28 @@
         <w:rPr>
           <w:rFonts w:ascii="Avenir Next" w:hAnsi="Avenir Next" w:cs="Avenir Next" w:eastAsia="Avenir Next"/>
           <w:color w:val="1A1A1A"/>
+          <w:sz w:val="22"/>
+          <w:szCs w:val="20"/>
+        </w:rPr>
+        <w:t xml:space="preserve">Name</w:t>
+      </w:r>
+      <w:r>
+        <w:rPr>
+          <w:rFonts w:ascii="Avenir Next" w:hAnsi="Avenir Next" w:cs="Avenir Next" w:eastAsia="Avenir Next"/>
+          <w:color w:val="1A1A1A"/>
           <w:sz w:val="20"/>
           <w:szCs w:val="20"/>
         </w:rPr>
-        <w:t xml:space="preserve">Name</w:t>
+        <w:tab/>
+      </w:r>
+      <w:r>
+        <w:rPr>
+          <w:rFonts w:ascii="Avenir Next" w:hAnsi="Avenir Next" w:cs="Avenir Next" w:eastAsia="Avenir Next"/>
+          <w:color w:val="1A1A1A"/>
+          <w:sz w:val="22"/>
+          <w:szCs w:val="20"/>
+        </w:rPr>
+        <w:t xml:space="preserve">   Date</w:t>
       </w:r>
       <w:r>
         <w:rPr>
@@ -1830,25 +1853,7 @@
         <w:rPr>
           <w:rFonts w:ascii="Avenir Next" w:hAnsi="Avenir Next" w:cs="Avenir Next" w:eastAsia="Avenir Next"/>
           <w:color w:val="1A1A1A"/>
-          <w:sz w:val="20"/>
-          <w:szCs w:val="20"/>
-        </w:rPr>
-        <w:t xml:space="preserve">   Date</w:t>
-      </w:r>
-      <w:r>
-        <w:rPr>
-          <w:rFonts w:ascii="Avenir Next" w:hAnsi="Avenir Next" w:cs="Avenir Next" w:eastAsia="Avenir Next"/>
-          <w:color w:val="1A1A1A"/>
-          <w:sz w:val="20"/>
-          <w:szCs w:val="20"/>
-        </w:rPr>
-        <w:tab/>
-      </w:r>
-      <w:r>
-        <w:rPr>
-          <w:rFonts w:ascii="Avenir Next" w:hAnsi="Avenir Next" w:cs="Avenir Next" w:eastAsia="Avenir Next"/>
-          <w:color w:val="1A1A1A"/>
-          <w:sz w:val="20"/>
+          <w:sz w:val="22"/>
           <w:szCs w:val="20"/>
         </w:rPr>
         <w:t xml:space="preserve">   Period</w:t>
@@ -1875,7 +1880,7 @@
           <w:caps/>
           <w:color w:val="003A70"/>
           <w:spacing w:val="12"/>
-          <w:sz w:val="19"/>
+          <w:sz w:val="22"/>
           <w:szCs w:val="19"/>
         </w:rPr>
         <w:t xml:space="preserve">Lesson 5-7  ·  Homework Packet  ·  Sheet 2 of 2</w:t>
@@ -1883,6 +1888,7 @@
     </w:p>
     <w:p>
       <w:pPr>
+        <w:pStyle w:val="Heading1"/>
         <w:keepNext/>
         <w:spacing w:before="0" w:after="0" w:line="240" w:lineRule="auto"/>
       </w:pPr>
@@ -1908,7 +1914,7 @@
         <w:rPr>
           <w:rFonts w:ascii="Avenir Next" w:hAnsi="Avenir Next" w:cs="Avenir Next" w:eastAsia="Avenir Next"/>
           <w:color w:val="5A5F66"/>
-          <w:sz w:val="17"/>
+          <w:sz w:val="22"/>
           <w:szCs w:val="17"/>
         </w:rPr>
         <w:t xml:space="preserve">Maryland Standard 6.G.A.4   ·   Learning target — I can find the surface area of a triangular prism using its net.</w:t>
@@ -1955,6 +1961,7 @@
           </w:tcPr>
           <w:p>
             <w:pPr>
+              <w:pStyle w:val="Heading2"/>
               <w:spacing w:before="0" w:after="0" w:line="240" w:lineRule="auto"/>
             </w:pPr>
             <w:r>
@@ -1982,63 +1989,63 @@
                 <w:rFonts w:ascii="Avenir Next" w:hAnsi="Avenir Next" w:cs="Avenir Next" w:eastAsia="Avenir Next"/>
                 <w:b/>
                 <w:color w:val="003A70"/>
+                <w:sz w:val="22"/>
+                <w:szCs w:val="18"/>
+              </w:rPr>
+              <w:t xml:space="preserve">•</w:t>
+            </w:r>
+            <w:r>
+              <w:rPr>
+                <w:rFonts w:ascii="Avenir Next" w:hAnsi="Avenir Next" w:cs="Avenir Next" w:eastAsia="Avenir Next"/>
+                <w:color w:val="1A1A1A"/>
                 <w:sz w:val="18"/>
                 <w:szCs w:val="18"/>
               </w:rPr>
-              <w:t xml:space="preserve">•</w:t>
-            </w:r>
-            <w:r>
-              <w:rPr>
-                <w:rFonts w:ascii="Avenir Next" w:hAnsi="Avenir Next" w:cs="Avenir Next" w:eastAsia="Avenir Next"/>
-                <w:color w:val="1A1A1A"/>
-                <w:sz w:val="18"/>
+              <w:tab/>
+            </w:r>
+            <w:r>
+              <w:rPr>
+                <w:rFonts w:ascii="Avenir Next" w:hAnsi="Avenir Next" w:cs="Avenir Next" w:eastAsia="Avenir Next"/>
+                <w:color w:val="1A1A1A"/>
+                <w:sz w:val="22"/>
                 <w:szCs w:val="18"/>
               </w:rPr>
-              <w:tab/>
-            </w:r>
-            <w:r>
-              <w:rPr>
-                <w:rFonts w:ascii="Avenir Next" w:hAnsi="Avenir Next" w:cs="Avenir Next" w:eastAsia="Avenir Next"/>
-                <w:color w:val="1A1A1A"/>
-                <w:sz w:val="18"/>
+              <w:t xml:space="preserve">A triangular prism has </w:t>
+            </w:r>
+            <w:r>
+              <w:rPr>
+                <w:rFonts w:ascii="Avenir Next" w:hAnsi="Avenir Next" w:cs="Avenir Next" w:eastAsia="Avenir Next"/>
+                <w:b/>
+                <w:color w:val="1A1A1A"/>
+                <w:sz w:val="22"/>
                 <w:szCs w:val="18"/>
               </w:rPr>
-              <w:t xml:space="preserve">A triangular prism has </w:t>
-            </w:r>
-            <w:r>
-              <w:rPr>
-                <w:rFonts w:ascii="Avenir Next" w:hAnsi="Avenir Next" w:cs="Avenir Next" w:eastAsia="Avenir Next"/>
-                <w:b/>
-                <w:color w:val="1A1A1A"/>
-                <w:sz w:val="18"/>
+              <w:t xml:space="preserve">2 triangle bases</w:t>
+            </w:r>
+            <w:r>
+              <w:rPr>
+                <w:rFonts w:ascii="Avenir Next" w:hAnsi="Avenir Next" w:cs="Avenir Next" w:eastAsia="Avenir Next"/>
+                <w:color w:val="1A1A1A"/>
+                <w:sz w:val="22"/>
                 <w:szCs w:val="18"/>
               </w:rPr>
-              <w:t xml:space="preserve">2 triangle bases</w:t>
-            </w:r>
-            <w:r>
-              <w:rPr>
-                <w:rFonts w:ascii="Avenir Next" w:hAnsi="Avenir Next" w:cs="Avenir Next" w:eastAsia="Avenir Next"/>
-                <w:color w:val="1A1A1A"/>
-                <w:sz w:val="18"/>
+              <w:t xml:space="preserve"> and </w:t>
+            </w:r>
+            <w:r>
+              <w:rPr>
+                <w:rFonts w:ascii="Avenir Next" w:hAnsi="Avenir Next" w:cs="Avenir Next" w:eastAsia="Avenir Next"/>
+                <w:b/>
+                <w:color w:val="1A1A1A"/>
+                <w:sz w:val="22"/>
                 <w:szCs w:val="18"/>
               </w:rPr>
-              <w:t xml:space="preserve"> and </w:t>
-            </w:r>
-            <w:r>
-              <w:rPr>
-                <w:rFonts w:ascii="Avenir Next" w:hAnsi="Avenir Next" w:cs="Avenir Next" w:eastAsia="Avenir Next"/>
-                <w:b/>
-                <w:color w:val="1A1A1A"/>
-                <w:sz w:val="18"/>
-                <w:szCs w:val="18"/>
-              </w:rPr>
               <w:t xml:space="preserve">3 rectangles</w:t>
             </w:r>
             <w:r>
               <w:rPr>
                 <w:rFonts w:ascii="Avenir Next" w:hAnsi="Avenir Next" w:cs="Avenir Next" w:eastAsia="Avenir Next"/>
                 <w:color w:val="1A1A1A"/>
-                <w:sz w:val="18"/>
+                <w:sz w:val="22"/>
                 <w:szCs w:val="18"/>
               </w:rPr>
               <w:t xml:space="preserve">.</w:t>
@@ -2057,44 +2064,44 @@
                 <w:rFonts w:ascii="Avenir Next" w:hAnsi="Avenir Next" w:cs="Avenir Next" w:eastAsia="Avenir Next"/>
                 <w:b/>
                 <w:color w:val="003A70"/>
+                <w:sz w:val="22"/>
+                <w:szCs w:val="18"/>
+              </w:rPr>
+              <w:t xml:space="preserve">•</w:t>
+            </w:r>
+            <w:r>
+              <w:rPr>
+                <w:rFonts w:ascii="Avenir Next" w:hAnsi="Avenir Next" w:cs="Avenir Next" w:eastAsia="Avenir Next"/>
+                <w:color w:val="1A1A1A"/>
                 <w:sz w:val="18"/>
                 <w:szCs w:val="18"/>
               </w:rPr>
-              <w:t xml:space="preserve">•</w:t>
-            </w:r>
-            <w:r>
-              <w:rPr>
-                <w:rFonts w:ascii="Avenir Next" w:hAnsi="Avenir Next" w:cs="Avenir Next" w:eastAsia="Avenir Next"/>
-                <w:color w:val="1A1A1A"/>
-                <w:sz w:val="18"/>
+              <w:tab/>
+            </w:r>
+            <w:r>
+              <w:rPr>
+                <w:rFonts w:ascii="Avenir Next" w:hAnsi="Avenir Next" w:cs="Avenir Next" w:eastAsia="Avenir Next"/>
+                <w:color w:val="1A1A1A"/>
+                <w:sz w:val="22"/>
                 <w:szCs w:val="18"/>
               </w:rPr>
-              <w:tab/>
-            </w:r>
-            <w:r>
-              <w:rPr>
-                <w:rFonts w:ascii="Avenir Next" w:hAnsi="Avenir Next" w:cs="Avenir Next" w:eastAsia="Avenir Next"/>
-                <w:color w:val="1A1A1A"/>
-                <w:sz w:val="18"/>
+              <w:t xml:space="preserve">Each rectangle is one side of the triangle × the prism’s length. Add all </w:t>
+            </w:r>
+            <w:r>
+              <w:rPr>
+                <w:rFonts w:ascii="Avenir Next" w:hAnsi="Avenir Next" w:cs="Avenir Next" w:eastAsia="Avenir Next"/>
+                <w:b/>
+                <w:color w:val="1A1A1A"/>
+                <w:sz w:val="22"/>
                 <w:szCs w:val="18"/>
               </w:rPr>
-              <w:t xml:space="preserve">Each rectangle is one side of the triangle × the prism’s length. Add all </w:t>
-            </w:r>
-            <w:r>
-              <w:rPr>
-                <w:rFonts w:ascii="Avenir Next" w:hAnsi="Avenir Next" w:cs="Avenir Next" w:eastAsia="Avenir Next"/>
-                <w:b/>
-                <w:color w:val="1A1A1A"/>
-                <w:sz w:val="18"/>
-                <w:szCs w:val="18"/>
-              </w:rPr>
               <w:t xml:space="preserve">5 faces</w:t>
             </w:r>
             <w:r>
               <w:rPr>
                 <w:rFonts w:ascii="Avenir Next" w:hAnsi="Avenir Next" w:cs="Avenir Next" w:eastAsia="Avenir Next"/>
                 <w:color w:val="1A1A1A"/>
-                <w:sz w:val="18"/>
+                <w:sz w:val="22"/>
                 <w:szCs w:val="18"/>
               </w:rPr>
               <w:t xml:space="preserve">.</w:t>
@@ -2109,6 +2116,7 @@
           </w:tcPr>
           <w:p>
             <w:pPr>
+              <w:pStyle w:val="Heading2"/>
               <w:spacing w:before="0" w:after="0" w:line="240" w:lineRule="auto"/>
             </w:pPr>
             <w:r>
@@ -2131,7 +2139,7 @@
               <w:rPr>
                 <w:rFonts w:ascii="Avenir Next" w:hAnsi="Avenir Next" w:cs="Avenir Next" w:eastAsia="Avenir Next"/>
                 <w:color w:val="1A1A1A"/>
-                <w:sz w:val="17"/>
+                <w:sz w:val="22"/>
                 <w:szCs w:val="17"/>
               </w:rPr>
               <w:t xml:space="preserve">Prism 10 cm long. Ends are right triangles with sides 3, 4, 5 cm.</w:t>
@@ -2150,25 +2158,25 @@
                 <w:rFonts w:ascii="Avenir Next" w:hAnsi="Avenir Next" w:cs="Avenir Next" w:eastAsia="Avenir Next"/>
                 <w:b/>
                 <w:color w:val="003A70"/>
+                <w:sz w:val="22"/>
+                <w:szCs w:val="17"/>
+              </w:rPr>
+              <w:t xml:space="preserve">Step 1</w:t>
+            </w:r>
+            <w:r>
+              <w:rPr>
+                <w:rFonts w:ascii="Avenir Next" w:hAnsi="Avenir Next" w:cs="Avenir Next" w:eastAsia="Avenir Next"/>
+                <w:color w:val="1A1A1A"/>
                 <w:sz w:val="17"/>
                 <w:szCs w:val="17"/>
               </w:rPr>
-              <w:t xml:space="preserve">Step 1</w:t>
-            </w:r>
-            <w:r>
-              <w:rPr>
-                <w:rFonts w:ascii="Avenir Next" w:hAnsi="Avenir Next" w:cs="Avenir Next" w:eastAsia="Avenir Next"/>
-                <w:color w:val="1A1A1A"/>
-                <w:sz w:val="17"/>
-                <w:szCs w:val="17"/>
-              </w:rPr>
               <w:tab/>
             </w:r>
             <w:r>
               <w:rPr>
                 <w:rFonts w:ascii="Avenir Next" w:hAnsi="Avenir Next" w:cs="Avenir Next" w:eastAsia="Avenir Next"/>
                 <w:color w:val="1A1A1A"/>
-                <w:sz w:val="17"/>
+                <w:sz w:val="22"/>
                 <w:szCs w:val="17"/>
               </w:rPr>
               <w:t xml:space="preserve">Triangles: 2 × (½ × 3 × 4) = 12</w:t>
@@ -2187,25 +2195,25 @@
                 <w:rFonts w:ascii="Avenir Next" w:hAnsi="Avenir Next" w:cs="Avenir Next" w:eastAsia="Avenir Next"/>
                 <w:b/>
                 <w:color w:val="003A70"/>
+                <w:sz w:val="22"/>
+                <w:szCs w:val="17"/>
+              </w:rPr>
+              <w:t xml:space="preserve">Step 2</w:t>
+            </w:r>
+            <w:r>
+              <w:rPr>
+                <w:rFonts w:ascii="Avenir Next" w:hAnsi="Avenir Next" w:cs="Avenir Next" w:eastAsia="Avenir Next"/>
+                <w:color w:val="1A1A1A"/>
                 <w:sz w:val="17"/>
                 <w:szCs w:val="17"/>
               </w:rPr>
-              <w:t xml:space="preserve">Step 2</w:t>
-            </w:r>
-            <w:r>
-              <w:rPr>
-                <w:rFonts w:ascii="Avenir Next" w:hAnsi="Avenir Next" w:cs="Avenir Next" w:eastAsia="Avenir Next"/>
-                <w:color w:val="1A1A1A"/>
-                <w:sz w:val="17"/>
-                <w:szCs w:val="17"/>
-              </w:rPr>
               <w:tab/>
             </w:r>
             <w:r>
               <w:rPr>
                 <w:rFonts w:ascii="Avenir Next" w:hAnsi="Avenir Next" w:cs="Avenir Next" w:eastAsia="Avenir Next"/>
                 <w:color w:val="1A1A1A"/>
-                <w:sz w:val="17"/>
+                <w:sz w:val="22"/>
                 <w:szCs w:val="17"/>
               </w:rPr>
               <w:t xml:space="preserve">Rectangles: 30 + 40 + 50 = 120</w:t>
@@ -2224,25 +2232,25 @@
                 <w:rFonts w:ascii="Avenir Next" w:hAnsi="Avenir Next" w:cs="Avenir Next" w:eastAsia="Avenir Next"/>
                 <w:b/>
                 <w:color w:val="003A70"/>
+                <w:sz w:val="22"/>
+                <w:szCs w:val="17"/>
+              </w:rPr>
+              <w:t xml:space="preserve">Step 3</w:t>
+            </w:r>
+            <w:r>
+              <w:rPr>
+                <w:rFonts w:ascii="Avenir Next" w:hAnsi="Avenir Next" w:cs="Avenir Next" w:eastAsia="Avenir Next"/>
+                <w:color w:val="1A1A1A"/>
                 <w:sz w:val="17"/>
                 <w:szCs w:val="17"/>
               </w:rPr>
-              <w:t xml:space="preserve">Step 3</w:t>
-            </w:r>
-            <w:r>
-              <w:rPr>
-                <w:rFonts w:ascii="Avenir Next" w:hAnsi="Avenir Next" w:cs="Avenir Next" w:eastAsia="Avenir Next"/>
-                <w:color w:val="1A1A1A"/>
-                <w:sz w:val="17"/>
-                <w:szCs w:val="17"/>
-              </w:rPr>
               <w:tab/>
             </w:r>
             <w:r>
               <w:rPr>
                 <w:rFonts w:ascii="Avenir Next" w:hAnsi="Avenir Next" w:cs="Avenir Next" w:eastAsia="Avenir Next"/>
                 <w:color w:val="1A1A1A"/>
-                <w:sz w:val="17"/>
+                <w:sz w:val="22"/>
                 <w:szCs w:val="17"/>
               </w:rPr>
               <w:t xml:space="preserve">Add: 12 + 120 = 132</w:t>
@@ -2261,18 +2269,18 @@
                 <w:rFonts w:ascii="Avenir Next" w:hAnsi="Avenir Next" w:cs="Avenir Next" w:eastAsia="Avenir Next"/>
                 <w:b/>
                 <w:color w:val="1A1A1A"/>
+                <w:sz w:val="22"/>
+                <w:szCs w:val="17"/>
+              </w:rPr>
+              <w:t xml:space="preserve">Answer</w:t>
+            </w:r>
+            <w:r>
+              <w:rPr>
+                <w:rFonts w:ascii="Avenir Next" w:hAnsi="Avenir Next" w:cs="Avenir Next" w:eastAsia="Avenir Next"/>
+                <w:color w:val="1A1A1A"/>
                 <w:sz w:val="17"/>
                 <w:szCs w:val="17"/>
               </w:rPr>
-              <w:t xml:space="preserve">Answer</w:t>
-            </w:r>
-            <w:r>
-              <w:rPr>
-                <w:rFonts w:ascii="Avenir Next" w:hAnsi="Avenir Next" w:cs="Avenir Next" w:eastAsia="Avenir Next"/>
-                <w:color w:val="1A1A1A"/>
-                <w:sz w:val="17"/>
-                <w:szCs w:val="17"/>
-              </w:rPr>
               <w:tab/>
             </w:r>
             <w:r>
@@ -2280,7 +2288,7 @@
                 <w:rFonts w:ascii="Avenir Next" w:hAnsi="Avenir Next" w:cs="Avenir Next" w:eastAsia="Avenir Next"/>
                 <w:b/>
                 <w:color w:val="1A1A1A"/>
-                <w:sz w:val="17"/>
+                <w:sz w:val="22"/>
                 <w:szCs w:val="17"/>
               </w:rPr>
               <w:t xml:space="preserve">132 cm²</w:t>
@@ -2291,6 +2299,7 @@
     </w:tbl>
     <w:p>
       <w:pPr>
+        <w:pStyle w:val="Heading2"/>
         <w:keepNext/>
         <w:pBdr>
           <w:bottom w:val="single" w:sz="8" w:space="3" w:color="003A70"/>
@@ -2306,7 +2315,7 @@
           <w:b/>
           <w:color w:val="003A70"/>
           <w:spacing w:val="14"/>
-          <w:sz w:val="19"/>
+          <w:sz w:val="22"/>
           <w:szCs w:val="19"/>
         </w:rPr>
         <w:t xml:space="preserve">PRACTICE</w:t>
@@ -2325,7 +2334,7 @@
           <w:rFonts w:ascii="Avenir Next" w:hAnsi="Avenir Next" w:cs="Avenir Next" w:eastAsia="Avenir Next"/>
           <w:i/>
           <w:color w:val="5A5F66"/>
-          <w:sz w:val="17"/>
+          <w:sz w:val="22"/>
           <w:szCs w:val="17"/>
         </w:rPr>
         <w:t xml:space="preserve">show your work · label units</w:t>
@@ -2384,25 +2393,25 @@
                 <w:rFonts w:ascii="Avenir Next" w:hAnsi="Avenir Next" w:cs="Avenir Next" w:eastAsia="Avenir Next"/>
                 <w:b/>
                 <w:color w:val="1A1A1A"/>
+                <w:sz w:val="22"/>
+                <w:szCs w:val="20"/>
+              </w:rPr>
+              <w:t xml:space="preserve">1.</w:t>
+            </w:r>
+            <w:r>
+              <w:rPr>
+                <w:rFonts w:ascii="Avenir Next" w:hAnsi="Avenir Next" w:cs="Avenir Next" w:eastAsia="Avenir Next"/>
+                <w:color w:val="1A1A1A"/>
                 <w:sz w:val="20"/>
                 <w:szCs w:val="20"/>
               </w:rPr>
-              <w:t xml:space="preserve">1.</w:t>
-            </w:r>
-            <w:r>
-              <w:rPr>
-                <w:rFonts w:ascii="Avenir Next" w:hAnsi="Avenir Next" w:cs="Avenir Next" w:eastAsia="Avenir Next"/>
-                <w:color w:val="1A1A1A"/>
-                <w:sz w:val="20"/>
-                <w:szCs w:val="20"/>
-              </w:rPr>
               <w:tab/>
             </w:r>
             <w:r>
               <w:rPr>
                 <w:rFonts w:ascii="Avenir Next" w:hAnsi="Avenir Next" w:cs="Avenir Next" w:eastAsia="Avenir Next"/>
                 <w:color w:val="1A1A1A"/>
-                <w:sz w:val="20"/>
+                <w:sz w:val="22"/>
                 <w:szCs w:val="20"/>
               </w:rPr>
               <w:t xml:space="preserve">Find the surface area. The triangle ends have sides 5 m, 5 m, and 6 m.</w:t>
@@ -2479,25 +2488,25 @@
                 <w:rFonts w:ascii="Avenir Next" w:hAnsi="Avenir Next" w:cs="Avenir Next" w:eastAsia="Avenir Next"/>
                 <w:b/>
                 <w:color w:val="1A1A1A"/>
+                <w:sz w:val="22"/>
+                <w:szCs w:val="18"/>
+              </w:rPr>
+              <w:t xml:space="preserve">Answer</w:t>
+            </w:r>
+            <w:r>
+              <w:rPr>
+                <w:rFonts w:ascii="Avenir Next" w:hAnsi="Avenir Next" w:cs="Avenir Next" w:eastAsia="Avenir Next"/>
+                <w:color w:val="1A1A1A"/>
                 <w:sz w:val="18"/>
                 <w:szCs w:val="18"/>
               </w:rPr>
-              <w:t xml:space="preserve">Answer</w:t>
-            </w:r>
-            <w:r>
-              <w:rPr>
-                <w:rFonts w:ascii="Avenir Next" w:hAnsi="Avenir Next" w:cs="Avenir Next" w:eastAsia="Avenir Next"/>
-                <w:color w:val="1A1A1A"/>
-                <w:sz w:val="18"/>
-                <w:szCs w:val="18"/>
-              </w:rPr>
               <w:tab/>
             </w:r>
             <w:r>
               <w:rPr>
                 <w:rFonts w:ascii="Avenir Next" w:hAnsi="Avenir Next" w:cs="Avenir Next" w:eastAsia="Avenir Next"/>
                 <w:color w:val="1A1A1A"/>
-                <w:sz w:val="18"/>
+                <w:sz w:val="22"/>
                 <w:szCs w:val="18"/>
               </w:rPr>
               <w:t xml:space="preserve">  m²</w:t>
@@ -2521,7 +2530,7 @@
               <w:drawing>
                 <wp:inline distT="0" distB="0" distL="0" distR="0">
                   <wp:extent cx="1920240" cy="1190548"/>
-                  <wp:docPr id="2" name="Figure 2"/>
+                  <wp:docPr id="2" name="Figure 2" descr="Triangular prism. Triangle base 6 m, perpendicular triangle height 4 m, prism length 10 m. Slanted edge: 5 m."/>
                   <a:graphic xmlns:a="http://schemas.openxmlformats.org/drawingml/2006/main">
                     <a:graphicData uri="http://schemas.openxmlformats.org/drawingml/2006/picture">
                       <pic:pic xmlns:pic="http://schemas.openxmlformats.org/drawingml/2006/picture">
@@ -2573,25 +2582,25 @@
           <w:rFonts w:ascii="Avenir Next" w:hAnsi="Avenir Next" w:cs="Avenir Next" w:eastAsia="Avenir Next"/>
           <w:b/>
           <w:color w:val="1A1A1A"/>
+          <w:sz w:val="22"/>
+          <w:szCs w:val="20"/>
+        </w:rPr>
+        <w:t xml:space="preserve">2.</w:t>
+      </w:r>
+      <w:r>
+        <w:rPr>
+          <w:rFonts w:ascii="Avenir Next" w:hAnsi="Avenir Next" w:cs="Avenir Next" w:eastAsia="Avenir Next"/>
+          <w:color w:val="1A1A1A"/>
           <w:sz w:val="20"/>
           <w:szCs w:val="20"/>
         </w:rPr>
-        <w:t xml:space="preserve">2.</w:t>
-      </w:r>
-      <w:r>
-        <w:rPr>
-          <w:rFonts w:ascii="Avenir Next" w:hAnsi="Avenir Next" w:cs="Avenir Next" w:eastAsia="Avenir Next"/>
-          <w:color w:val="1A1A1A"/>
-          <w:sz w:val="20"/>
-          <w:szCs w:val="20"/>
-        </w:rPr>
         <w:tab/>
       </w:r>
       <w:r>
         <w:rPr>
           <w:rFonts w:ascii="Avenir Next" w:hAnsi="Avenir Next" w:cs="Avenir Next" w:eastAsia="Avenir Next"/>
           <w:color w:val="1A1A1A"/>
-          <w:sz w:val="20"/>
+          <w:sz w:val="22"/>
           <w:szCs w:val="20"/>
         </w:rPr>
         <w:t xml:space="preserve">Find each area.</w:t>
@@ -2646,10 +2655,28 @@
                 <w:rFonts w:ascii="Avenir Next" w:hAnsi="Avenir Next" w:cs="Avenir Next" w:eastAsia="Avenir Next"/>
                 <w:b/>
                 <w:color w:val="003A70"/>
+                <w:sz w:val="22"/>
+                <w:szCs w:val="20"/>
+              </w:rPr>
+              <w:t xml:space="preserve">a.</w:t>
+            </w:r>
+            <w:r>
+              <w:rPr>
+                <w:rFonts w:ascii="Avenir Next" w:hAnsi="Avenir Next" w:cs="Avenir Next" w:eastAsia="Avenir Next"/>
+                <w:color w:val="1A1A1A"/>
                 <w:sz w:val="20"/>
                 <w:szCs w:val="20"/>
               </w:rPr>
-              <w:t xml:space="preserve">a.</w:t>
+              <w:tab/>
+            </w:r>
+            <w:r>
+              <w:rPr>
+                <w:rFonts w:ascii="Avenir Next" w:hAnsi="Avenir Next" w:cs="Avenir Next" w:eastAsia="Avenir Next"/>
+                <w:color w:val="1A1A1A"/>
+                <w:sz w:val="22"/>
+                <w:szCs w:val="20"/>
+              </w:rPr>
+              <w:t xml:space="preserve">2 triangles, base 8 ft, height 3 ft:</w:t>
             </w:r>
             <w:r>
               <w:rPr>
@@ -2658,7 +2685,7 @@
                 <w:sz w:val="20"/>
                 <w:szCs w:val="20"/>
               </w:rPr>
-              <w:tab/>
+              <w:t xml:space="preserve">  </w:t>
             </w:r>
             <w:r>
               <w:rPr>
@@ -2666,24 +2693,6 @@
                 <w:color w:val="1A1A1A"/>
                 <w:sz w:val="20"/>
                 <w:szCs w:val="20"/>
-              </w:rPr>
-              <w:t xml:space="preserve">2 triangles, base 8 ft, height 3 ft:</w:t>
-            </w:r>
-            <w:r>
-              <w:rPr>
-                <w:rFonts w:ascii="Avenir Next" w:hAnsi="Avenir Next" w:cs="Avenir Next" w:eastAsia="Avenir Next"/>
-                <w:color w:val="1A1A1A"/>
-                <w:sz w:val="20"/>
-                <w:szCs w:val="20"/>
-              </w:rPr>
-              <w:t xml:space="preserve">  </w:t>
-            </w:r>
-            <w:r>
-              <w:rPr>
-                <w:rFonts w:ascii="Avenir Next" w:hAnsi="Avenir Next" w:cs="Avenir Next" w:eastAsia="Avenir Next"/>
-                <w:color w:val="1A1A1A"/>
-                <w:sz w:val="20"/>
-                <w:szCs w:val="20"/>
                 <w:u w:val="single"/>
               </w:rPr>
               <w:t xml:space="preserve">              </w:t>
@@ -2692,7 +2701,7 @@
               <w:rPr>
                 <w:rFonts w:ascii="Avenir Next" w:hAnsi="Avenir Next" w:cs="Avenir Next" w:eastAsia="Avenir Next"/>
                 <w:color w:val="1A1A1A"/>
-                <w:sz w:val="20"/>
+                <w:sz w:val="22"/>
                 <w:szCs w:val="20"/>
               </w:rPr>
               <w:t xml:space="preserve"> ft²</w:t>
@@ -2717,10 +2726,28 @@
                 <w:rFonts w:ascii="Avenir Next" w:hAnsi="Avenir Next" w:cs="Avenir Next" w:eastAsia="Avenir Next"/>
                 <w:b/>
                 <w:color w:val="003A70"/>
+                <w:sz w:val="22"/>
+                <w:szCs w:val="20"/>
+              </w:rPr>
+              <w:t xml:space="preserve">b.</w:t>
+            </w:r>
+            <w:r>
+              <w:rPr>
+                <w:rFonts w:ascii="Avenir Next" w:hAnsi="Avenir Next" w:cs="Avenir Next" w:eastAsia="Avenir Next"/>
+                <w:color w:val="1A1A1A"/>
                 <w:sz w:val="20"/>
                 <w:szCs w:val="20"/>
               </w:rPr>
-              <w:t xml:space="preserve">b.</w:t>
+              <w:tab/>
+            </w:r>
+            <w:r>
+              <w:rPr>
+                <w:rFonts w:ascii="Avenir Next" w:hAnsi="Avenir Next" w:cs="Avenir Next" w:eastAsia="Avenir Next"/>
+                <w:color w:val="1A1A1A"/>
+                <w:sz w:val="22"/>
+                <w:szCs w:val="20"/>
+              </w:rPr>
+              <w:t xml:space="preserve">1 rectangle, 5 ft by 9 ft:</w:t>
             </w:r>
             <w:r>
               <w:rPr>
@@ -2729,7 +2756,7 @@
                 <w:sz w:val="20"/>
                 <w:szCs w:val="20"/>
               </w:rPr>
-              <w:tab/>
+              <w:t xml:space="preserve">  </w:t>
             </w:r>
             <w:r>
               <w:rPr>
@@ -2737,24 +2764,6 @@
                 <w:color w:val="1A1A1A"/>
                 <w:sz w:val="20"/>
                 <w:szCs w:val="20"/>
-              </w:rPr>
-              <w:t xml:space="preserve">1 rectangle, 5 ft by 9 ft:</w:t>
-            </w:r>
-            <w:r>
-              <w:rPr>
-                <w:rFonts w:ascii="Avenir Next" w:hAnsi="Avenir Next" w:cs="Avenir Next" w:eastAsia="Avenir Next"/>
-                <w:color w:val="1A1A1A"/>
-                <w:sz w:val="20"/>
-                <w:szCs w:val="20"/>
-              </w:rPr>
-              <w:t xml:space="preserve">  </w:t>
-            </w:r>
-            <w:r>
-              <w:rPr>
-                <w:rFonts w:ascii="Avenir Next" w:hAnsi="Avenir Next" w:cs="Avenir Next" w:eastAsia="Avenir Next"/>
-                <w:color w:val="1A1A1A"/>
-                <w:sz w:val="20"/>
-                <w:szCs w:val="20"/>
                 <w:u w:val="single"/>
               </w:rPr>
               <w:t xml:space="preserve">              </w:t>
@@ -2763,7 +2772,7 @@
               <w:rPr>
                 <w:rFonts w:ascii="Avenir Next" w:hAnsi="Avenir Next" w:cs="Avenir Next" w:eastAsia="Avenir Next"/>
                 <w:color w:val="1A1A1A"/>
-                <w:sz w:val="20"/>
+                <w:sz w:val="22"/>
                 <w:szCs w:val="20"/>
               </w:rPr>
               <w:t xml:space="preserve"> ft²</w:t>
@@ -2791,18 +2800,18 @@
           <w:rFonts w:ascii="Avenir Next" w:hAnsi="Avenir Next" w:cs="Avenir Next" w:eastAsia="Avenir Next"/>
           <w:b/>
           <w:color w:val="1A1A1A"/>
+          <w:sz w:val="22"/>
+          <w:szCs w:val="20"/>
+        </w:rPr>
+        <w:t xml:space="preserve">3.</w:t>
+      </w:r>
+      <w:r>
+        <w:rPr>
+          <w:rFonts w:ascii="Avenir Next" w:hAnsi="Avenir Next" w:cs="Avenir Next" w:eastAsia="Avenir Next"/>
+          <w:color w:val="1A1A1A"/>
           <w:sz w:val="20"/>
           <w:szCs w:val="20"/>
         </w:rPr>
-        <w:t xml:space="preserve">3.</w:t>
-      </w:r>
-      <w:r>
-        <w:rPr>
-          <w:rFonts w:ascii="Avenir Next" w:hAnsi="Avenir Next" w:cs="Avenir Next" w:eastAsia="Avenir Next"/>
-          <w:color w:val="1A1A1A"/>
-          <w:sz w:val="20"/>
-          <w:szCs w:val="20"/>
-        </w:rPr>
         <w:tab/>
       </w:r>
       <w:r>
@@ -2810,7 +2819,7 @@
           <w:rFonts w:ascii="Avenir Next" w:hAnsi="Avenir Next" w:cs="Avenir Next" w:eastAsia="Avenir Next"/>
           <w:b/>
           <w:color w:val="1A1A1A"/>
-          <w:sz w:val="20"/>
+          <w:sz w:val="22"/>
           <w:szCs w:val="20"/>
         </w:rPr>
         <w:t xml:space="preserve">Tent.  </w:t>
@@ -2819,7 +2828,7 @@
         <w:rPr>
           <w:rFonts w:ascii="Avenir Next" w:hAnsi="Avenir Next" w:cs="Avenir Next" w:eastAsia="Avenir Next"/>
           <w:color w:val="1A1A1A"/>
-          <w:sz w:val="20"/>
+          <w:sz w:val="22"/>
           <w:szCs w:val="20"/>
         </w:rPr>
         <w:t xml:space="preserve">A tent is a triangular prism 9 ft long. Each end is a triangle with base 8 ft, height 3 ft, and two 5 ft sides. Find the fabric needed for all 5 faces, including the floor.</w:t>
@@ -2838,25 +2847,25 @@
           <w:rFonts w:ascii="Avenir Next" w:hAnsi="Avenir Next" w:cs="Avenir Next" w:eastAsia="Avenir Next"/>
           <w:b/>
           <w:color w:val="1A1A1A"/>
+          <w:sz w:val="22"/>
+          <w:szCs w:val="18"/>
+        </w:rPr>
+        <w:t xml:space="preserve">Answer</w:t>
+      </w:r>
+      <w:r>
+        <w:rPr>
+          <w:rFonts w:ascii="Avenir Next" w:hAnsi="Avenir Next" w:cs="Avenir Next" w:eastAsia="Avenir Next"/>
+          <w:color w:val="1A1A1A"/>
           <w:sz w:val="18"/>
           <w:szCs w:val="18"/>
         </w:rPr>
-        <w:t xml:space="preserve">Answer</w:t>
-      </w:r>
-      <w:r>
-        <w:rPr>
-          <w:rFonts w:ascii="Avenir Next" w:hAnsi="Avenir Next" w:cs="Avenir Next" w:eastAsia="Avenir Next"/>
-          <w:color w:val="1A1A1A"/>
-          <w:sz w:val="18"/>
-          <w:szCs w:val="18"/>
-        </w:rPr>
         <w:tab/>
       </w:r>
       <w:r>
         <w:rPr>
           <w:rFonts w:ascii="Avenir Next" w:hAnsi="Avenir Next" w:cs="Avenir Next" w:eastAsia="Avenir Next"/>
           <w:color w:val="1A1A1A"/>
-          <w:sz w:val="18"/>
+          <w:sz w:val="22"/>
           <w:szCs w:val="18"/>
         </w:rPr>
         <w:t xml:space="preserve">  ft²</w:t>
@@ -2881,18 +2890,18 @@
           <w:rFonts w:ascii="Avenir Next" w:hAnsi="Avenir Next" w:cs="Avenir Next" w:eastAsia="Avenir Next"/>
           <w:b/>
           <w:color w:val="1A1A1A"/>
+          <w:sz w:val="22"/>
+          <w:szCs w:val="20"/>
+        </w:rPr>
+        <w:t xml:space="preserve">4.</w:t>
+      </w:r>
+      <w:r>
+        <w:rPr>
+          <w:rFonts w:ascii="Avenir Next" w:hAnsi="Avenir Next" w:cs="Avenir Next" w:eastAsia="Avenir Next"/>
+          <w:color w:val="1A1A1A"/>
           <w:sz w:val="20"/>
           <w:szCs w:val="20"/>
         </w:rPr>
-        <w:t xml:space="preserve">4.</w:t>
-      </w:r>
-      <w:r>
-        <w:rPr>
-          <w:rFonts w:ascii="Avenir Next" w:hAnsi="Avenir Next" w:cs="Avenir Next" w:eastAsia="Avenir Next"/>
-          <w:color w:val="1A1A1A"/>
-          <w:sz w:val="20"/>
-          <w:szCs w:val="20"/>
-        </w:rPr>
         <w:tab/>
       </w:r>
       <w:r>
@@ -2900,7 +2909,7 @@
           <w:rFonts w:ascii="Avenir Next" w:hAnsi="Avenir Next" w:cs="Avenir Next" w:eastAsia="Avenir Next"/>
           <w:b/>
           <w:color w:val="1A1A1A"/>
-          <w:sz w:val="20"/>
+          <w:sz w:val="22"/>
           <w:szCs w:val="20"/>
         </w:rPr>
         <w:t xml:space="preserve">Doorstop.  </w:t>
@@ -2909,7 +2918,7 @@
         <w:rPr>
           <w:rFonts w:ascii="Avenir Next" w:hAnsi="Avenir Next" w:cs="Avenir Next" w:eastAsia="Avenir Next"/>
           <w:color w:val="1A1A1A"/>
-          <w:sz w:val="20"/>
+          <w:sz w:val="22"/>
           <w:szCs w:val="20"/>
         </w:rPr>
         <w:t xml:space="preserve">A wooden doorstop is a triangular prism 4 in long. Its ends are right triangles with sides 5 in, 12 in, and 13 in. Find its surface area.</w:t>
@@ -2928,25 +2937,25 @@
           <w:rFonts w:ascii="Avenir Next" w:hAnsi="Avenir Next" w:cs="Avenir Next" w:eastAsia="Avenir Next"/>
           <w:b/>
           <w:color w:val="1A1A1A"/>
+          <w:sz w:val="22"/>
+          <w:szCs w:val="18"/>
+        </w:rPr>
+        <w:t xml:space="preserve">Answer</w:t>
+      </w:r>
+      <w:r>
+        <w:rPr>
+          <w:rFonts w:ascii="Avenir Next" w:hAnsi="Avenir Next" w:cs="Avenir Next" w:eastAsia="Avenir Next"/>
+          <w:color w:val="1A1A1A"/>
           <w:sz w:val="18"/>
           <w:szCs w:val="18"/>
         </w:rPr>
-        <w:t xml:space="preserve">Answer</w:t>
-      </w:r>
-      <w:r>
-        <w:rPr>
-          <w:rFonts w:ascii="Avenir Next" w:hAnsi="Avenir Next" w:cs="Avenir Next" w:eastAsia="Avenir Next"/>
-          <w:color w:val="1A1A1A"/>
-          <w:sz w:val="18"/>
-          <w:szCs w:val="18"/>
-        </w:rPr>
         <w:tab/>
       </w:r>
       <w:r>
         <w:rPr>
           <w:rFonts w:ascii="Avenir Next" w:hAnsi="Avenir Next" w:cs="Avenir Next" w:eastAsia="Avenir Next"/>
           <w:color w:val="1A1A1A"/>
-          <w:sz w:val="18"/>
+          <w:sz w:val="22"/>
           <w:szCs w:val="18"/>
         </w:rPr>
         <w:t xml:space="preserve">  in²</w:t>
@@ -2971,18 +2980,18 @@
           <w:rFonts w:ascii="Avenir Next" w:hAnsi="Avenir Next" w:cs="Avenir Next" w:eastAsia="Avenir Next"/>
           <w:b/>
           <w:color w:val="1A1A1A"/>
+          <w:sz w:val="22"/>
+          <w:szCs w:val="20"/>
+        </w:rPr>
+        <w:t xml:space="preserve">5.</w:t>
+      </w:r>
+      <w:r>
+        <w:rPr>
+          <w:rFonts w:ascii="Avenir Next" w:hAnsi="Avenir Next" w:cs="Avenir Next" w:eastAsia="Avenir Next"/>
+          <w:color w:val="1A1A1A"/>
           <w:sz w:val="20"/>
           <w:szCs w:val="20"/>
         </w:rPr>
-        <w:t xml:space="preserve">5.</w:t>
-      </w:r>
-      <w:r>
-        <w:rPr>
-          <w:rFonts w:ascii="Avenir Next" w:hAnsi="Avenir Next" w:cs="Avenir Next" w:eastAsia="Avenir Next"/>
-          <w:color w:val="1A1A1A"/>
-          <w:sz w:val="20"/>
-          <w:szCs w:val="20"/>
-        </w:rPr>
         <w:tab/>
       </w:r>
       <w:r>
@@ -2990,7 +2999,7 @@
           <w:rFonts w:ascii="Avenir Next" w:hAnsi="Avenir Next" w:cs="Avenir Next" w:eastAsia="Avenir Next"/>
           <w:b/>
           <w:color w:val="1A1A1A"/>
-          <w:sz w:val="20"/>
+          <w:sz w:val="22"/>
           <w:szCs w:val="20"/>
         </w:rPr>
         <w:t xml:space="preserve">Find the Error.  </w:t>
@@ -2999,7 +3008,7 @@
         <w:rPr>
           <w:rFonts w:ascii="Avenir Next" w:hAnsi="Avenir Next" w:cs="Avenir Next" w:eastAsia="Avenir Next"/>
           <w:color w:val="1A1A1A"/>
-          <w:sz w:val="20"/>
+          <w:sz w:val="22"/>
           <w:szCs w:val="20"/>
         </w:rPr>
         <w:t xml:space="preserve">For the prism in Exercise 1, Lucas found the rectangles as 6 × 10, 4 × 10, and 4 × 10. Explain his mistake.</w:t>
@@ -3078,6 +3087,7 @@
     </w:p>
     <w:p>
       <w:pPr>
+        <w:pStyle w:val="Heading2"/>
         <w:keepNext/>
         <w:pBdr>
           <w:bottom w:val="single" w:sz="8" w:space="3" w:color="003A70"/>
@@ -3093,7 +3103,7 @@
           <w:b/>
           <w:color w:val="003A70"/>
           <w:spacing w:val="14"/>
-          <w:sz w:val="19"/>
+          <w:sz w:val="22"/>
           <w:szCs w:val="19"/>
         </w:rPr>
         <w:t xml:space="preserve">TEST PRACTICE</w:t>
@@ -3112,7 +3122,7 @@
           <w:rFonts w:ascii="Avenir Next" w:hAnsi="Avenir Next" w:cs="Avenir Next" w:eastAsia="Avenir Next"/>
           <w:i/>
           <w:color w:val="5A5F66"/>
-          <w:sz w:val="17"/>
+          <w:sz w:val="22"/>
           <w:szCs w:val="17"/>
         </w:rPr>
         <w:t xml:space="preserve">choose the best answer</w:t>
@@ -3132,25 +3142,25 @@
           <w:rFonts w:ascii="Avenir Next" w:hAnsi="Avenir Next" w:cs="Avenir Next" w:eastAsia="Avenir Next"/>
           <w:b/>
           <w:color w:val="1A1A1A"/>
+          <w:sz w:val="22"/>
+          <w:szCs w:val="20"/>
+        </w:rPr>
+        <w:t xml:space="preserve">6.</w:t>
+      </w:r>
+      <w:r>
+        <w:rPr>
+          <w:rFonts w:ascii="Avenir Next" w:hAnsi="Avenir Next" w:cs="Avenir Next" w:eastAsia="Avenir Next"/>
+          <w:color w:val="1A1A1A"/>
           <w:sz w:val="20"/>
           <w:szCs w:val="20"/>
         </w:rPr>
-        <w:t xml:space="preserve">6.</w:t>
-      </w:r>
-      <w:r>
-        <w:rPr>
-          <w:rFonts w:ascii="Avenir Next" w:hAnsi="Avenir Next" w:cs="Avenir Next" w:eastAsia="Avenir Next"/>
-          <w:color w:val="1A1A1A"/>
-          <w:sz w:val="20"/>
-          <w:szCs w:val="20"/>
-        </w:rPr>
         <w:tab/>
       </w:r>
       <w:r>
         <w:rPr>
           <w:rFonts w:ascii="Avenir Next" w:hAnsi="Avenir Next" w:cs="Avenir Next" w:eastAsia="Avenir Next"/>
           <w:color w:val="1A1A1A"/>
-          <w:sz w:val="20"/>
+          <w:sz w:val="22"/>
           <w:szCs w:val="20"/>
         </w:rPr>
         <w:t xml:space="preserve">Triangle ends: 9 cm² each. Rectangles: 20, 20, and 24 cm². What is the surface area?</w:t>
@@ -3206,25 +3216,25 @@
                 <w:rFonts w:ascii="Avenir Next" w:hAnsi="Avenir Next" w:cs="Avenir Next" w:eastAsia="Avenir Next"/>
                 <w:b/>
                 <w:color w:val="003A70"/>
+                <w:sz w:val="22"/>
+                <w:szCs w:val="19"/>
+              </w:rPr>
+              <w:t xml:space="preserve">A</w:t>
+            </w:r>
+            <w:r>
+              <w:rPr>
+                <w:rFonts w:ascii="Avenir Next" w:hAnsi="Avenir Next" w:cs="Avenir Next" w:eastAsia="Avenir Next"/>
+                <w:color w:val="1A1A1A"/>
                 <w:sz w:val="19"/>
                 <w:szCs w:val="19"/>
               </w:rPr>
-              <w:t xml:space="preserve">A</w:t>
-            </w:r>
-            <w:r>
-              <w:rPr>
-                <w:rFonts w:ascii="Avenir Next" w:hAnsi="Avenir Next" w:cs="Avenir Next" w:eastAsia="Avenir Next"/>
-                <w:color w:val="1A1A1A"/>
-                <w:sz w:val="19"/>
-                <w:szCs w:val="19"/>
-              </w:rPr>
               <w:tab/>
             </w:r>
             <w:r>
               <w:rPr>
                 <w:rFonts w:ascii="Avenir Next" w:hAnsi="Avenir Next" w:cs="Avenir Next" w:eastAsia="Avenir Next"/>
                 <w:color w:val="1A1A1A"/>
-                <w:sz w:val="19"/>
+                <w:sz w:val="22"/>
                 <w:szCs w:val="19"/>
               </w:rPr>
               <w:t xml:space="preserve">64 cm²</w:t>
@@ -3249,25 +3259,25 @@
                 <w:rFonts w:ascii="Avenir Next" w:hAnsi="Avenir Next" w:cs="Avenir Next" w:eastAsia="Avenir Next"/>
                 <w:b/>
                 <w:color w:val="003A70"/>
+                <w:sz w:val="22"/>
+                <w:szCs w:val="19"/>
+              </w:rPr>
+              <w:t xml:space="preserve">B</w:t>
+            </w:r>
+            <w:r>
+              <w:rPr>
+                <w:rFonts w:ascii="Avenir Next" w:hAnsi="Avenir Next" w:cs="Avenir Next" w:eastAsia="Avenir Next"/>
+                <w:color w:val="1A1A1A"/>
                 <w:sz w:val="19"/>
                 <w:szCs w:val="19"/>
               </w:rPr>
-              <w:t xml:space="preserve">B</w:t>
-            </w:r>
-            <w:r>
-              <w:rPr>
-                <w:rFonts w:ascii="Avenir Next" w:hAnsi="Avenir Next" w:cs="Avenir Next" w:eastAsia="Avenir Next"/>
-                <w:color w:val="1A1A1A"/>
-                <w:sz w:val="19"/>
-                <w:szCs w:val="19"/>
-              </w:rPr>
               <w:tab/>
             </w:r>
             <w:r>
               <w:rPr>
                 <w:rFonts w:ascii="Avenir Next" w:hAnsi="Avenir Next" w:cs="Avenir Next" w:eastAsia="Avenir Next"/>
                 <w:color w:val="1A1A1A"/>
-                <w:sz w:val="19"/>
+                <w:sz w:val="22"/>
                 <w:szCs w:val="19"/>
               </w:rPr>
               <w:t xml:space="preserve">73 cm²</w:t>
@@ -3292,25 +3302,25 @@
                 <w:rFonts w:ascii="Avenir Next" w:hAnsi="Avenir Next" w:cs="Avenir Next" w:eastAsia="Avenir Next"/>
                 <w:b/>
                 <w:color w:val="003A70"/>
+                <w:sz w:val="22"/>
+                <w:szCs w:val="19"/>
+              </w:rPr>
+              <w:t xml:space="preserve">C</w:t>
+            </w:r>
+            <w:r>
+              <w:rPr>
+                <w:rFonts w:ascii="Avenir Next" w:hAnsi="Avenir Next" w:cs="Avenir Next" w:eastAsia="Avenir Next"/>
+                <w:color w:val="1A1A1A"/>
                 <w:sz w:val="19"/>
                 <w:szCs w:val="19"/>
               </w:rPr>
-              <w:t xml:space="preserve">C</w:t>
-            </w:r>
-            <w:r>
-              <w:rPr>
-                <w:rFonts w:ascii="Avenir Next" w:hAnsi="Avenir Next" w:cs="Avenir Next" w:eastAsia="Avenir Next"/>
-                <w:color w:val="1A1A1A"/>
-                <w:sz w:val="19"/>
-                <w:szCs w:val="19"/>
-              </w:rPr>
               <w:tab/>
             </w:r>
             <w:r>
               <w:rPr>
                 <w:rFonts w:ascii="Avenir Next" w:hAnsi="Avenir Next" w:cs="Avenir Next" w:eastAsia="Avenir Next"/>
                 <w:color w:val="1A1A1A"/>
-                <w:sz w:val="19"/>
+                <w:sz w:val="22"/>
                 <w:szCs w:val="19"/>
               </w:rPr>
               <w:t xml:space="preserve">82 cm²</w:t>
@@ -3335,25 +3345,25 @@
                 <w:rFonts w:ascii="Avenir Next" w:hAnsi="Avenir Next" w:cs="Avenir Next" w:eastAsia="Avenir Next"/>
                 <w:b/>
                 <w:color w:val="003A70"/>
+                <w:sz w:val="22"/>
+                <w:szCs w:val="19"/>
+              </w:rPr>
+              <w:t xml:space="preserve">D</w:t>
+            </w:r>
+            <w:r>
+              <w:rPr>
+                <w:rFonts w:ascii="Avenir Next" w:hAnsi="Avenir Next" w:cs="Avenir Next" w:eastAsia="Avenir Next"/>
+                <w:color w:val="1A1A1A"/>
                 <w:sz w:val="19"/>
                 <w:szCs w:val="19"/>
               </w:rPr>
-              <w:t xml:space="preserve">D</w:t>
-            </w:r>
-            <w:r>
-              <w:rPr>
-                <w:rFonts w:ascii="Avenir Next" w:hAnsi="Avenir Next" w:cs="Avenir Next" w:eastAsia="Avenir Next"/>
-                <w:color w:val="1A1A1A"/>
-                <w:sz w:val="19"/>
-                <w:szCs w:val="19"/>
-              </w:rPr>
               <w:tab/>
             </w:r>
             <w:r>
               <w:rPr>
                 <w:rFonts w:ascii="Avenir Next" w:hAnsi="Avenir Next" w:cs="Avenir Next" w:eastAsia="Avenir Next"/>
                 <w:color w:val="1A1A1A"/>
-                <w:sz w:val="19"/>
+                <w:sz w:val="22"/>
                 <w:szCs w:val="19"/>
               </w:rPr>
               <w:t xml:space="preserve">146 cm²</w:t>
@@ -3381,25 +3391,25 @@
           <w:rFonts w:ascii="Avenir Next" w:hAnsi="Avenir Next" w:cs="Avenir Next" w:eastAsia="Avenir Next"/>
           <w:b/>
           <w:color w:val="1A1A1A"/>
+          <w:sz w:val="22"/>
+          <w:szCs w:val="20"/>
+        </w:rPr>
+        <w:t xml:space="preserve">7.</w:t>
+      </w:r>
+      <w:r>
+        <w:rPr>
+          <w:rFonts w:ascii="Avenir Next" w:hAnsi="Avenir Next" w:cs="Avenir Next" w:eastAsia="Avenir Next"/>
+          <w:color w:val="1A1A1A"/>
           <w:sz w:val="20"/>
           <w:szCs w:val="20"/>
         </w:rPr>
-        <w:t xml:space="preserve">7.</w:t>
-      </w:r>
-      <w:r>
-        <w:rPr>
-          <w:rFonts w:ascii="Avenir Next" w:hAnsi="Avenir Next" w:cs="Avenir Next" w:eastAsia="Avenir Next"/>
-          <w:color w:val="1A1A1A"/>
-          <w:sz w:val="20"/>
-          <w:szCs w:val="20"/>
-        </w:rPr>
         <w:tab/>
       </w:r>
       <w:r>
         <w:rPr>
           <w:rFonts w:ascii="Avenir Next" w:hAnsi="Avenir Next" w:cs="Avenir Next" w:eastAsia="Avenir Next"/>
           <w:color w:val="1A1A1A"/>
-          <w:sz w:val="20"/>
+          <w:sz w:val="22"/>
           <w:szCs w:val="20"/>
         </w:rPr>
         <w:t xml:space="preserve">A prism is 8 cm long. Its triangle ends have sides 6, 8, and 10 cm. What is the total area of the 3 rectangles?</w:t>
@@ -3455,25 +3465,25 @@
                 <w:rFonts w:ascii="Avenir Next" w:hAnsi="Avenir Next" w:cs="Avenir Next" w:eastAsia="Avenir Next"/>
                 <w:b/>
                 <w:color w:val="003A70"/>
+                <w:sz w:val="22"/>
+                <w:szCs w:val="19"/>
+              </w:rPr>
+              <w:t xml:space="preserve">A</w:t>
+            </w:r>
+            <w:r>
+              <w:rPr>
+                <w:rFonts w:ascii="Avenir Next" w:hAnsi="Avenir Next" w:cs="Avenir Next" w:eastAsia="Avenir Next"/>
+                <w:color w:val="1A1A1A"/>
                 <w:sz w:val="19"/>
                 <w:szCs w:val="19"/>
               </w:rPr>
-              <w:t xml:space="preserve">A</w:t>
-            </w:r>
-            <w:r>
-              <w:rPr>
-                <w:rFonts w:ascii="Avenir Next" w:hAnsi="Avenir Next" w:cs="Avenir Next" w:eastAsia="Avenir Next"/>
-                <w:color w:val="1A1A1A"/>
-                <w:sz w:val="19"/>
-                <w:szCs w:val="19"/>
-              </w:rPr>
               <w:tab/>
             </w:r>
             <w:r>
               <w:rPr>
                 <w:rFonts w:ascii="Avenir Next" w:hAnsi="Avenir Next" w:cs="Avenir Next" w:eastAsia="Avenir Next"/>
                 <w:color w:val="1A1A1A"/>
-                <w:sz w:val="19"/>
+                <w:sz w:val="22"/>
                 <w:szCs w:val="19"/>
               </w:rPr>
               <w:t xml:space="preserve">24 cm²</w:t>
@@ -3498,25 +3508,25 @@
                 <w:rFonts w:ascii="Avenir Next" w:hAnsi="Avenir Next" w:cs="Avenir Next" w:eastAsia="Avenir Next"/>
                 <w:b/>
                 <w:color w:val="003A70"/>
+                <w:sz w:val="22"/>
+                <w:szCs w:val="19"/>
+              </w:rPr>
+              <w:t xml:space="preserve">B</w:t>
+            </w:r>
+            <w:r>
+              <w:rPr>
+                <w:rFonts w:ascii="Avenir Next" w:hAnsi="Avenir Next" w:cs="Avenir Next" w:eastAsia="Avenir Next"/>
+                <w:color w:val="1A1A1A"/>
                 <w:sz w:val="19"/>
                 <w:szCs w:val="19"/>
               </w:rPr>
-              <w:t xml:space="preserve">B</w:t>
-            </w:r>
-            <w:r>
-              <w:rPr>
-                <w:rFonts w:ascii="Avenir Next" w:hAnsi="Avenir Next" w:cs="Avenir Next" w:eastAsia="Avenir Next"/>
-                <w:color w:val="1A1A1A"/>
-                <w:sz w:val="19"/>
-                <w:szCs w:val="19"/>
-              </w:rPr>
               <w:tab/>
             </w:r>
             <w:r>
               <w:rPr>
                 <w:rFonts w:ascii="Avenir Next" w:hAnsi="Avenir Next" w:cs="Avenir Next" w:eastAsia="Avenir Next"/>
                 <w:color w:val="1A1A1A"/>
-                <w:sz w:val="19"/>
+                <w:sz w:val="22"/>
                 <w:szCs w:val="19"/>
               </w:rPr>
               <w:t xml:space="preserve">192 cm²</w:t>
@@ -3541,25 +3551,25 @@
                 <w:rFonts w:ascii="Avenir Next" w:hAnsi="Avenir Next" w:cs="Avenir Next" w:eastAsia="Avenir Next"/>
                 <w:b/>
                 <w:color w:val="003A70"/>
+                <w:sz w:val="22"/>
+                <w:szCs w:val="19"/>
+              </w:rPr>
+              <w:t xml:space="preserve">C</w:t>
+            </w:r>
+            <w:r>
+              <w:rPr>
+                <w:rFonts w:ascii="Avenir Next" w:hAnsi="Avenir Next" w:cs="Avenir Next" w:eastAsia="Avenir Next"/>
+                <w:color w:val="1A1A1A"/>
                 <w:sz w:val="19"/>
                 <w:szCs w:val="19"/>
               </w:rPr>
-              <w:t xml:space="preserve">C</w:t>
-            </w:r>
-            <w:r>
-              <w:rPr>
-                <w:rFonts w:ascii="Avenir Next" w:hAnsi="Avenir Next" w:cs="Avenir Next" w:eastAsia="Avenir Next"/>
-                <w:color w:val="1A1A1A"/>
-                <w:sz w:val="19"/>
-                <w:szCs w:val="19"/>
-              </w:rPr>
               <w:tab/>
             </w:r>
             <w:r>
               <w:rPr>
                 <w:rFonts w:ascii="Avenir Next" w:hAnsi="Avenir Next" w:cs="Avenir Next" w:eastAsia="Avenir Next"/>
                 <w:color w:val="1A1A1A"/>
-                <w:sz w:val="19"/>
+                <w:sz w:val="22"/>
                 <w:szCs w:val="19"/>
               </w:rPr>
               <w:t xml:space="preserve">240 cm²</w:t>
@@ -3584,25 +3594,25 @@
                 <w:rFonts w:ascii="Avenir Next" w:hAnsi="Avenir Next" w:cs="Avenir Next" w:eastAsia="Avenir Next"/>
                 <w:b/>
                 <w:color w:val="003A70"/>
+                <w:sz w:val="22"/>
+                <w:szCs w:val="19"/>
+              </w:rPr>
+              <w:t xml:space="preserve">D</w:t>
+            </w:r>
+            <w:r>
+              <w:rPr>
+                <w:rFonts w:ascii="Avenir Next" w:hAnsi="Avenir Next" w:cs="Avenir Next" w:eastAsia="Avenir Next"/>
+                <w:color w:val="1A1A1A"/>
                 <w:sz w:val="19"/>
                 <w:szCs w:val="19"/>
               </w:rPr>
-              <w:t xml:space="preserve">D</w:t>
-            </w:r>
-            <w:r>
-              <w:rPr>
-                <w:rFonts w:ascii="Avenir Next" w:hAnsi="Avenir Next" w:cs="Avenir Next" w:eastAsia="Avenir Next"/>
-                <w:color w:val="1A1A1A"/>
-                <w:sz w:val="19"/>
-                <w:szCs w:val="19"/>
-              </w:rPr>
               <w:tab/>
             </w:r>
             <w:r>
               <w:rPr>
                 <w:rFonts w:ascii="Avenir Next" w:hAnsi="Avenir Next" w:cs="Avenir Next" w:eastAsia="Avenir Next"/>
                 <w:color w:val="1A1A1A"/>
-                <w:sz w:val="19"/>
+                <w:sz w:val="22"/>
                 <w:szCs w:val="19"/>
               </w:rPr>
               <w:t xml:space="preserve">480 cm²</w:t>
@@ -3660,6 +3670,7 @@
           </w:tcPr>
           <w:p>
             <w:pPr>
+              <w:pStyle w:val="Heading2"/>
               <w:spacing w:before="0" w:after="0" w:line="240" w:lineRule="auto"/>
             </w:pPr>
             <w:r>
@@ -3697,7 +3708,7 @@
               <w:rPr>
                 <w:rFonts w:ascii="Avenir Next" w:hAnsi="Avenir Next" w:cs="Avenir Next" w:eastAsia="Avenir Next"/>
                 <w:color w:val="1A1A1A"/>
-                <w:sz w:val="17"/>
+                <w:sz w:val="22"/>
                 <w:szCs w:val="17"/>
               </w:rPr>
               <w:t xml:space="preserve">  I can do this on my own</w:t>
@@ -3726,7 +3737,7 @@
               <w:rPr>
                 <w:rFonts w:ascii="Avenir Next" w:hAnsi="Avenir Next" w:cs="Avenir Next" w:eastAsia="Avenir Next"/>
                 <w:color w:val="1A1A1A"/>
-                <w:sz w:val="17"/>
+                <w:sz w:val="22"/>
                 <w:szCs w:val="17"/>
               </w:rPr>
               <w:t xml:space="preserve">  I need a little help</w:t>
@@ -3755,7 +3766,7 @@
               <w:rPr>
                 <w:rFonts w:ascii="Avenir Next" w:hAnsi="Avenir Next" w:cs="Avenir Next" w:eastAsia="Avenir Next"/>
                 <w:color w:val="1A1A1A"/>
-                <w:sz w:val="17"/>
+                <w:sz w:val="22"/>
                 <w:szCs w:val="17"/>
               </w:rPr>
               <w:t xml:space="preserve">  I have a question about #</w:t>
@@ -3862,7 +3873,106 @@
               <w:sz w:val="15"/>
               <w:szCs w:val="15"/>
             </w:rPr>
-            <w:t xml:space="preserve">Lesson 5-7  ·  Homework Packet</w:t>
+            <w:t xml:space="preserve">5-7 · Page </w:t>
+          </w:r>
+          <w:r>
+            <w:rPr>
+              <w:rFonts w:ascii="Avenir Next" w:hAnsi="Avenir Next" w:cs="Avenir Next" w:eastAsia="Avenir Next"/>
+              <w:color w:val="5A5F66"/>
+              <w:sz w:val="15"/>
+              <w:szCs w:val="15"/>
+            </w:rPr>
+            <w:fldChar w:fldCharType="begin"/>
+          </w:r>
+          <w:r>
+            <w:rPr>
+              <w:rFonts w:ascii="Avenir Next" w:hAnsi="Avenir Next" w:cs="Avenir Next" w:eastAsia="Avenir Next"/>
+              <w:color w:val="5A5F66"/>
+              <w:sz w:val="15"/>
+              <w:szCs w:val="15"/>
+            </w:rPr>
+            <w:instrText xml:space="preserve"> PAGE </w:instrText>
+          </w:r>
+          <w:r>
+            <w:rPr>
+              <w:rFonts w:ascii="Avenir Next" w:hAnsi="Avenir Next" w:cs="Avenir Next" w:eastAsia="Avenir Next"/>
+              <w:color w:val="5A5F66"/>
+              <w:sz w:val="15"/>
+              <w:szCs w:val="15"/>
+            </w:rPr>
+            <w:fldChar w:fldCharType="separate"/>
+          </w:r>
+          <w:r>
+            <w:rPr>
+              <w:rFonts w:ascii="Avenir Next" w:hAnsi="Avenir Next" w:cs="Avenir Next" w:eastAsia="Avenir Next"/>
+              <w:color w:val="5A5F66"/>
+              <w:sz w:val="15"/>
+              <w:szCs w:val="15"/>
+            </w:rPr>
+            <w:t xml:space="preserve">1</w:t>
+          </w:r>
+          <w:r>
+            <w:rPr>
+              <w:rFonts w:ascii="Avenir Next" w:hAnsi="Avenir Next" w:cs="Avenir Next" w:eastAsia="Avenir Next"/>
+              <w:color w:val="5A5F66"/>
+              <w:sz w:val="15"/>
+              <w:szCs w:val="15"/>
+            </w:rPr>
+            <w:fldChar w:fldCharType="end"/>
+          </w:r>
+          <w:r>
+            <w:rPr>
+              <w:rFonts w:ascii="Avenir Next" w:hAnsi="Avenir Next" w:cs="Avenir Next" w:eastAsia="Avenir Next"/>
+              <w:color w:val="5A5F66"/>
+              <w:sz w:val="15"/>
+              <w:szCs w:val="15"/>
+            </w:rPr>
+            <w:t xml:space="preserve"> of </w:t>
+          </w:r>
+          <w:r>
+            <w:rPr>
+              <w:rFonts w:ascii="Avenir Next" w:hAnsi="Avenir Next" w:cs="Avenir Next" w:eastAsia="Avenir Next"/>
+              <w:color w:val="5A5F66"/>
+              <w:sz w:val="15"/>
+              <w:szCs w:val="15"/>
+            </w:rPr>
+            <w:fldChar w:fldCharType="begin"/>
+          </w:r>
+          <w:r>
+            <w:rPr>
+              <w:rFonts w:ascii="Avenir Next" w:hAnsi="Avenir Next" w:cs="Avenir Next" w:eastAsia="Avenir Next"/>
+              <w:color w:val="5A5F66"/>
+              <w:sz w:val="15"/>
+              <w:szCs w:val="15"/>
+            </w:rPr>
+            <w:instrText xml:space="preserve"> NUMPAGES </w:instrText>
+          </w:r>
+          <w:r>
+            <w:rPr>
+              <w:rFonts w:ascii="Avenir Next" w:hAnsi="Avenir Next" w:cs="Avenir Next" w:eastAsia="Avenir Next"/>
+              <w:color w:val="5A5F66"/>
+              <w:sz w:val="15"/>
+              <w:szCs w:val="15"/>
+            </w:rPr>
+            <w:fldChar w:fldCharType="separate"/>
+          </w:r>
+          <w:r>
+            <w:rPr>
+              <w:rFonts w:ascii="Avenir Next" w:hAnsi="Avenir Next" w:cs="Avenir Next" w:eastAsia="Avenir Next"/>
+              <w:color w:val="5A5F66"/>
+              <w:sz w:val="15"/>
+              <w:szCs w:val="15"/>
+            </w:rPr>
+            <w:t xml:space="preserve">1</w:t>
+          </w:r>
+          <w:r>
+            <w:rPr>
+              <w:rFonts w:ascii="Avenir Next" w:hAnsi="Avenir Next" w:cs="Avenir Next" w:eastAsia="Avenir Next"/>
+              <w:color w:val="5A5F66"/>
+              <w:sz w:val="15"/>
+              <w:szCs w:val="15"/>
+            </w:rPr>
+            <w:fldChar w:fldCharType="end"/>
           </w:r>
         </w:p>
       </w:tc>
@@ -3905,5 +4015,23 @@
       </w:tblCellMar>
     </w:tblPr>
   </w:style>
+  <w:style w:type="paragraph" w:styleId="Heading1">
+    <w:name w:val="heading 1"/>
+    <w:basedOn w:val="Normal"/>
+    <w:pPr>
+      <w:outlineLvl w:val="0"/>
+      <w:keepNext w:val="0"/>
+      <w:keepLines w:val="0"/>
+    </w:pPr>
+  </w:style>
+  <w:style w:type="paragraph" w:styleId="Heading2">
+    <w:name w:val="heading 2"/>
+    <w:basedOn w:val="Normal"/>
+    <w:pPr>
+      <w:outlineLvl w:val="1"/>
+      <w:keepNext w:val="0"/>
+      <w:keepLines w:val="0"/>
+    </w:pPr>
+  </w:style>
 </w:styles>
 </file>